--- a/ing-assistant/templates/pv-cd.docx
+++ b/ing-assistant/templates/pv-cd.docx
@@ -879,8 +879,7 @@
     <w:p>
       <w:pPr>
         <w:tabs>
-          <w:tab w:val="left" w:pos="1755"/>
-          <w:tab w:val="center" w:pos="4680"/>
+          <w:tab w:val="left" w:pos="4215"/>
           <w:tab w:val="left" w:pos="7365"/>
         </w:tabs>
         <w:spacing w:after="200" w:line="240" w:lineRule="auto"/>
@@ -1508,8 +1507,7 @@
     <w:p>
       <w:pPr>
         <w:tabs>
-          <w:tab w:val="left" w:pos="1755"/>
-          <w:tab w:val="center" w:pos="4680"/>
+          <w:tab w:val="left" w:pos="4215"/>
           <w:tab w:val="left" w:pos="7365"/>
         </w:tabs>
         <w:spacing w:after="200" w:line="240" w:lineRule="auto"/>
@@ -2266,8 +2264,7 @@
     <w:p>
       <w:pPr>
         <w:tabs>
-          <w:tab w:val="left" w:pos="1755"/>
-          <w:tab w:val="center" w:pos="4680"/>
+          <w:tab w:val="left" w:pos="4215"/>
           <w:tab w:val="left" w:pos="7365"/>
         </w:tabs>
         <w:spacing w:after="200" w:line="240" w:lineRule="auto"/>
@@ -3092,8 +3089,7 @@
     <w:p>
       <w:pPr>
         <w:tabs>
-          <w:tab w:val="left" w:pos="1755"/>
-          <w:tab w:val="center" w:pos="4680"/>
+          <w:tab w:val="left" w:pos="4215"/>
           <w:tab w:val="left" w:pos="7365"/>
         </w:tabs>
         <w:spacing w:after="200" w:line="240" w:lineRule="auto"/>
@@ -4131,16 +4127,6 @@
           <w:lang w:val="it-IT"/>
         </w:rPr>
         <w:t xml:space="preserve">ing. {diriginte_nume}   ing.  {proiectant_reprezentant}                   Ing. {constructor_reprezentant}                    Ing. {rte_nume}                         </w:t>
-        <w:tab/>
-        <w:t xml:space="preserve">                                  </w:t>
-        <w:tab/>
-        <w:tab/>
-        <w:tab/>
-        <w:tab/>
-        <w:tab/>
-        <w:tab/>
-        <w:tab/>
-        <w:t xml:space="preserve">     Vicentiu                                                  </w:t>
       </w:r>
     </w:p>
     <w:bookmarkEnd w:id="11"/>
@@ -4822,8 +4808,7 @@
     <w:p>
       <w:pPr>
         <w:tabs>
-          <w:tab w:val="left" w:pos="1755"/>
-          <w:tab w:val="center" w:pos="4680"/>
+          <w:tab w:val="left" w:pos="4215"/>
           <w:tab w:val="left" w:pos="7365"/>
         </w:tabs>
         <w:spacing w:after="200" w:line="240" w:lineRule="auto"/>
@@ -5514,8 +5499,6 @@
         </w:rPr>
         <w:t xml:space="preserve">Diriginte șantier:      Ing. {diriginte_nume}</w:t>
         <w:tab/>
-        <w:t>Petru Serban</w:t>
-        <w:tab/>
         <w:t>………………..</w:t>
       </w:r>
     </w:p>
@@ -5539,8 +5522,7 @@
     <w:p>
       <w:pPr>
         <w:tabs>
-          <w:tab w:val="left" w:pos="1755"/>
-          <w:tab w:val="center" w:pos="4680"/>
+          <w:tab w:val="left" w:pos="4215"/>
           <w:tab w:val="left" w:pos="7365"/>
         </w:tabs>
         <w:spacing w:after="200" w:line="240" w:lineRule="auto"/>
@@ -6299,8 +6281,6 @@
         </w:rPr>
         <w:t xml:space="preserve">Diriginte șantier:      Ing. {diriginte_nume}</w:t>
         <w:tab/>
-        <w:t>Petru Serban</w:t>
-        <w:tab/>
         <w:t>………………..</w:t>
       </w:r>
     </w:p>
@@ -6324,8 +6304,7 @@
     <w:p>
       <w:pPr>
         <w:tabs>
-          <w:tab w:val="left" w:pos="1755"/>
-          <w:tab w:val="center" w:pos="4680"/>
+          <w:tab w:val="left" w:pos="4215"/>
           <w:tab w:val="left" w:pos="7365"/>
         </w:tabs>
         <w:spacing w:after="200" w:line="240" w:lineRule="auto"/>
@@ -6995,8 +6974,7 @@
     <w:p>
       <w:pPr>
         <w:tabs>
-          <w:tab w:val="left" w:pos="1755"/>
-          <w:tab w:val="center" w:pos="4680"/>
+          <w:tab w:val="left" w:pos="4215"/>
           <w:tab w:val="left" w:pos="7365"/>
         </w:tabs>
         <w:spacing w:after="200" w:line="240" w:lineRule="auto"/>
@@ -8004,16 +7982,6 @@
           <w:lang w:val="it-IT"/>
         </w:rPr>
         <w:t xml:space="preserve">ing. {diriginte_nume}   ing.  {proiectant_reprezentant}                   Ing. {constructor_reprezentant}                    Ing. {rte_nume}                         </w:t>
-        <w:tab/>
-        <w:t xml:space="preserve">                                  </w:t>
-        <w:tab/>
-        <w:tab/>
-        <w:tab/>
-        <w:tab/>
-        <w:tab/>
-        <w:tab/>
-        <w:tab/>
-        <w:t xml:space="preserve">     Vicentiu                                                  </w:t>
       </w:r>
     </w:p>
     <w:p>
@@ -8639,8 +8607,6 @@
         </w:rPr>
         <w:t xml:space="preserve">Diriginte șantier:      Ing. {diriginte_nume}</w:t>
         <w:tab/>
-        <w:t>Petru Serban</w:t>
-        <w:tab/>
         <w:t>………………..</w:t>
       </w:r>
     </w:p>
@@ -8664,8 +8630,7 @@
     <w:p>
       <w:pPr>
         <w:tabs>
-          <w:tab w:val="left" w:pos="1755"/>
-          <w:tab w:val="center" w:pos="4680"/>
+          <w:tab w:val="left" w:pos="4215"/>
           <w:tab w:val="left" w:pos="7365"/>
         </w:tabs>
         <w:spacing w:after="200" w:line="240" w:lineRule="auto"/>
@@ -9469,8 +9434,7 @@
     <w:p>
       <w:pPr>
         <w:tabs>
-          <w:tab w:val="left" w:pos="1755"/>
-          <w:tab w:val="center" w:pos="4680"/>
+          <w:tab w:val="left" w:pos="4215"/>
           <w:tab w:val="left" w:pos="7365"/>
         </w:tabs>
         <w:spacing w:after="200" w:line="240" w:lineRule="auto"/>

--- a/ing-assistant/templates/pv-cd.docx
+++ b/ing-assistant/templates/pv-cd.docx
@@ -834,7 +834,6 @@
     <w:p>
       <w:pPr>
         <w:tabs>
-          <w:tab w:val="left" w:pos="4215"/>
           <w:tab w:val="left" w:pos="7365"/>
         </w:tabs>
         <w:spacing w:after="200" w:line="240" w:lineRule="auto"/>
@@ -879,7 +878,6 @@
     <w:p>
       <w:pPr>
         <w:tabs>
-          <w:tab w:val="left" w:pos="4215"/>
           <w:tab w:val="left" w:pos="7365"/>
         </w:tabs>
         <w:spacing w:after="200" w:line="240" w:lineRule="auto"/>
@@ -919,7 +917,6 @@
     <w:p>
       <w:pPr>
         <w:tabs>
-          <w:tab w:val="left" w:pos="4215"/>
           <w:tab w:val="left" w:pos="7365"/>
         </w:tabs>
         <w:spacing w:after="200" w:line="240" w:lineRule="auto"/>
@@ -961,7 +958,6 @@
     <w:p>
       <w:pPr>
         <w:tabs>
-          <w:tab w:val="left" w:pos="4215"/>
           <w:tab w:val="left" w:pos="7365"/>
         </w:tabs>
         <w:spacing w:after="200" w:line="240" w:lineRule="auto"/>
@@ -1462,7 +1458,6 @@
     <w:p>
       <w:pPr>
         <w:tabs>
-          <w:tab w:val="left" w:pos="4215"/>
           <w:tab w:val="left" w:pos="7365"/>
         </w:tabs>
         <w:spacing w:after="200" w:line="240" w:lineRule="auto"/>
@@ -1507,7 +1502,6 @@
     <w:p>
       <w:pPr>
         <w:tabs>
-          <w:tab w:val="left" w:pos="4215"/>
           <w:tab w:val="left" w:pos="7365"/>
         </w:tabs>
         <w:spacing w:after="200" w:line="240" w:lineRule="auto"/>
@@ -1547,7 +1541,6 @@
     <w:p>
       <w:pPr>
         <w:tabs>
-          <w:tab w:val="left" w:pos="4215"/>
           <w:tab w:val="left" w:pos="7365"/>
         </w:tabs>
         <w:spacing w:after="200" w:line="240" w:lineRule="auto"/>
@@ -2219,7 +2212,6 @@
     <w:p>
       <w:pPr>
         <w:tabs>
-          <w:tab w:val="left" w:pos="4215"/>
           <w:tab w:val="left" w:pos="7365"/>
         </w:tabs>
         <w:spacing w:after="200" w:line="240" w:lineRule="auto"/>
@@ -2264,7 +2256,6 @@
     <w:p>
       <w:pPr>
         <w:tabs>
-          <w:tab w:val="left" w:pos="4215"/>
           <w:tab w:val="left" w:pos="7365"/>
         </w:tabs>
         <w:spacing w:after="200" w:line="240" w:lineRule="auto"/>
@@ -2304,7 +2295,6 @@
     <w:p>
       <w:pPr>
         <w:tabs>
-          <w:tab w:val="left" w:pos="4215"/>
           <w:tab w:val="left" w:pos="7365"/>
         </w:tabs>
         <w:spacing w:after="200" w:line="240" w:lineRule="auto"/>
@@ -3044,7 +3034,6 @@
     <w:p>
       <w:pPr>
         <w:tabs>
-          <w:tab w:val="left" w:pos="4215"/>
           <w:tab w:val="left" w:pos="7365"/>
         </w:tabs>
         <w:spacing w:after="200" w:line="240" w:lineRule="auto"/>
@@ -3089,7 +3078,6 @@
     <w:p>
       <w:pPr>
         <w:tabs>
-          <w:tab w:val="left" w:pos="4215"/>
           <w:tab w:val="left" w:pos="7365"/>
         </w:tabs>
         <w:spacing w:after="200" w:line="240" w:lineRule="auto"/>
@@ -3129,7 +3117,6 @@
     <w:p>
       <w:pPr>
         <w:tabs>
-          <w:tab w:val="left" w:pos="4215"/>
           <w:tab w:val="left" w:pos="7365"/>
         </w:tabs>
         <w:spacing w:after="200" w:line="240" w:lineRule="auto"/>
@@ -3170,7 +3157,6 @@
     <w:p>
       <w:pPr>
         <w:tabs>
-          <w:tab w:val="left" w:pos="4215"/>
           <w:tab w:val="left" w:pos="7365"/>
         </w:tabs>
         <w:spacing w:after="200" w:line="240" w:lineRule="auto"/>
@@ -4103,9 +4089,9 @@
           <w:szCs w:val="20"/>
           <w:lang w:val="it-IT"/>
         </w:rPr>
-        <w:t xml:space="preserve">       INVESTITOR,</w:t>
+        <w:t xml:space="preserve">       DIRIGINTE ȘANTIER,</w:t>
         <w:tab/>
-        <w:t xml:space="preserve">         PROIECTANT,                          ANTREPRENOR            RESPONSABIL TEHNIC CU EXECUTIA,</w:t>
+        <w:t xml:space="preserve">         PROIECTANT,                          CONSTRUCTOR            R.T.E.,</w:t>
       </w:r>
     </w:p>
     <w:p>
@@ -4763,7 +4749,6 @@
     <w:p>
       <w:pPr>
         <w:tabs>
-          <w:tab w:val="left" w:pos="4215"/>
           <w:tab w:val="left" w:pos="7365"/>
         </w:tabs>
         <w:spacing w:after="200" w:line="240" w:lineRule="auto"/>
@@ -4808,7 +4793,6 @@
     <w:p>
       <w:pPr>
         <w:tabs>
-          <w:tab w:val="left" w:pos="4215"/>
           <w:tab w:val="left" w:pos="7365"/>
         </w:tabs>
         <w:spacing w:after="200" w:line="240" w:lineRule="auto"/>
@@ -4848,7 +4832,6 @@
     <w:p>
       <w:pPr>
         <w:tabs>
-          <w:tab w:val="left" w:pos="4215"/>
           <w:tab w:val="left" w:pos="7365"/>
         </w:tabs>
         <w:spacing w:after="200" w:line="240" w:lineRule="auto"/>
@@ -5477,7 +5460,6 @@
     <w:p>
       <w:pPr>
         <w:tabs>
-          <w:tab w:val="left" w:pos="4215"/>
           <w:tab w:val="left" w:pos="7365"/>
         </w:tabs>
         <w:spacing w:after="200" w:line="240" w:lineRule="auto"/>
@@ -5522,7 +5504,6 @@
     <w:p>
       <w:pPr>
         <w:tabs>
-          <w:tab w:val="left" w:pos="4215"/>
           <w:tab w:val="left" w:pos="7365"/>
         </w:tabs>
         <w:spacing w:after="200" w:line="240" w:lineRule="auto"/>
@@ -5562,7 +5543,6 @@
     <w:p>
       <w:pPr>
         <w:tabs>
-          <w:tab w:val="left" w:pos="4215"/>
           <w:tab w:val="left" w:pos="7365"/>
         </w:tabs>
         <w:spacing w:after="200" w:line="240" w:lineRule="auto"/>
@@ -5603,7 +5583,6 @@
     <w:p>
       <w:pPr>
         <w:tabs>
-          <w:tab w:val="left" w:pos="4215"/>
           <w:tab w:val="left" w:pos="7365"/>
         </w:tabs>
         <w:spacing w:after="200" w:line="240" w:lineRule="auto"/>
@@ -6259,7 +6238,6 @@
     <w:p>
       <w:pPr>
         <w:tabs>
-          <w:tab w:val="left" w:pos="4215"/>
           <w:tab w:val="left" w:pos="7365"/>
         </w:tabs>
         <w:spacing w:after="200" w:line="240" w:lineRule="auto"/>
@@ -6304,7 +6282,6 @@
     <w:p>
       <w:pPr>
         <w:tabs>
-          <w:tab w:val="left" w:pos="4215"/>
           <w:tab w:val="left" w:pos="7365"/>
         </w:tabs>
         <w:spacing w:after="200" w:line="240" w:lineRule="auto"/>
@@ -6344,7 +6321,6 @@
     <w:p>
       <w:pPr>
         <w:tabs>
-          <w:tab w:val="left" w:pos="4215"/>
           <w:tab w:val="left" w:pos="7365"/>
         </w:tabs>
         <w:spacing w:after="200" w:line="240" w:lineRule="auto"/>
@@ -6929,7 +6905,6 @@
     <w:p>
       <w:pPr>
         <w:tabs>
-          <w:tab w:val="left" w:pos="4215"/>
           <w:tab w:val="left" w:pos="7365"/>
         </w:tabs>
         <w:spacing w:after="200" w:line="240" w:lineRule="auto"/>
@@ -6974,7 +6949,6 @@
     <w:p>
       <w:pPr>
         <w:tabs>
-          <w:tab w:val="left" w:pos="4215"/>
           <w:tab w:val="left" w:pos="7365"/>
         </w:tabs>
         <w:spacing w:after="200" w:line="240" w:lineRule="auto"/>
@@ -7014,7 +6988,6 @@
     <w:p>
       <w:pPr>
         <w:tabs>
-          <w:tab w:val="left" w:pos="4215"/>
           <w:tab w:val="left" w:pos="7365"/>
         </w:tabs>
         <w:spacing w:after="200" w:line="240" w:lineRule="auto"/>
@@ -7055,7 +7028,6 @@
     <w:p>
       <w:pPr>
         <w:tabs>
-          <w:tab w:val="left" w:pos="4215"/>
           <w:tab w:val="left" w:pos="7365"/>
         </w:tabs>
         <w:spacing w:after="200" w:line="240" w:lineRule="auto"/>
@@ -7958,9 +7930,9 @@
           <w:szCs w:val="20"/>
           <w:lang w:val="it-IT"/>
         </w:rPr>
-        <w:t xml:space="preserve">       INVESTITOR,</w:t>
+        <w:t xml:space="preserve">       DIRIGINTE ȘANTIER,</w:t>
         <w:tab/>
-        <w:t xml:space="preserve">      PROIECTANT,                           ANTREPRENOR            RESPONSABIL TEHNIC CU EXECUTIA,</w:t>
+        <w:t xml:space="preserve">      PROIECTANT,                           CONSTRUCTOR            R.T.E.,</w:t>
       </w:r>
     </w:p>
     <w:p>
@@ -8585,7 +8557,6 @@
     <w:p>
       <w:pPr>
         <w:tabs>
-          <w:tab w:val="left" w:pos="4215"/>
           <w:tab w:val="left" w:pos="7365"/>
         </w:tabs>
         <w:spacing w:after="200" w:line="240" w:lineRule="auto"/>
@@ -8630,7 +8601,6 @@
     <w:p>
       <w:pPr>
         <w:tabs>
-          <w:tab w:val="left" w:pos="4215"/>
           <w:tab w:val="left" w:pos="7365"/>
         </w:tabs>
         <w:spacing w:after="200" w:line="240" w:lineRule="auto"/>
@@ -8670,7 +8640,6 @@
     <w:p>
       <w:pPr>
         <w:tabs>
-          <w:tab w:val="left" w:pos="4215"/>
           <w:tab w:val="left" w:pos="7365"/>
         </w:tabs>
         <w:spacing w:after="200" w:line="240" w:lineRule="auto"/>
@@ -9389,7 +9358,6 @@
     <w:p>
       <w:pPr>
         <w:tabs>
-          <w:tab w:val="left" w:pos="4215"/>
           <w:tab w:val="left" w:pos="7365"/>
         </w:tabs>
         <w:spacing w:after="200" w:line="240" w:lineRule="auto"/>
@@ -9434,7 +9402,6 @@
     <w:p>
       <w:pPr>
         <w:tabs>
-          <w:tab w:val="left" w:pos="4215"/>
           <w:tab w:val="left" w:pos="7365"/>
         </w:tabs>
         <w:spacing w:after="200" w:line="240" w:lineRule="auto"/>
@@ -9474,7 +9441,6 @@
     <w:p>
       <w:pPr>
         <w:tabs>
-          <w:tab w:val="left" w:pos="4215"/>
           <w:tab w:val="left" w:pos="7365"/>
         </w:tabs>
         <w:spacing w:after="200" w:line="240" w:lineRule="auto"/>
@@ -9515,7 +9481,6 @@
     <w:p>
       <w:pPr>
         <w:tabs>
-          <w:tab w:val="left" w:pos="4215"/>
           <w:tab w:val="left" w:pos="7365"/>
         </w:tabs>
         <w:spacing w:after="200" w:line="240" w:lineRule="auto"/>

--- a/ing-assistant/templates/pv-cd.docx
+++ b/ing-assistant/templates/pv-cd.docx
@@ -4072,6 +4072,11 @@
     </w:p>
     <w:p>
       <w:pPr>
+        <w:tabs>
+          <w:tab w:val="left" w:pos="2500"/>
+          <w:tab w:val="left" w:pos="5200"/>
+          <w:tab w:val="left" w:pos="7800"/>
+        </w:tabs>
         <w:spacing w:line="240" w:lineRule="auto"/>
         <w:ind w:left="-426"/>
         <w:rPr>
@@ -4089,13 +4094,22 @@
           <w:szCs w:val="20"/>
           <w:lang w:val="it-IT"/>
         </w:rPr>
-        <w:t xml:space="preserve">       DIRIGINTE ȘANTIER,</w:t>
+        <w:t xml:space="preserve">DIRIGINTE ȘANTIER,</w:t>
         <w:tab/>
-        <w:t xml:space="preserve">         PROIECTANT,                          CONSTRUCTOR            R.T.E.,</w:t>
-      </w:r>
-    </w:p>
-    <w:p>
-      <w:pPr>
+        <w:t xml:space="preserve">PROIECTANT,</w:t>
+        <w:tab/>
+        <w:t xml:space="preserve">CONSTRUCTOR</w:t>
+        <w:tab/>
+        <w:t xml:space="preserve">R.T.E.,</w:t>
+      </w:r>
+    </w:p>
+    <w:p>
+      <w:pPr>
+        <w:tabs>
+          <w:tab w:val="left" w:pos="2500"/>
+          <w:tab w:val="left" w:pos="5200"/>
+          <w:tab w:val="left" w:pos="7800"/>
+        </w:tabs>
         <w:spacing w:after="0" w:line="240" w:lineRule="auto"/>
         <w:ind w:left="-426"/>
         <w:rPr>
@@ -4112,7 +4126,13 @@
           <w:szCs w:val="20"/>
           <w:lang w:val="it-IT"/>
         </w:rPr>
-        <w:t xml:space="preserve">ing. {diriginte_nume}   ing.  {proiectant_reprezentant}                   Ing. {constructor_reprezentant}                    Ing. {rte_nume}                         </w:t>
+        <w:t xml:space="preserve">ing. {diriginte_nume}</w:t>
+        <w:tab/>
+        <w:t xml:space="preserve">ing.  {proiectant_reprezentant}</w:t>
+        <w:tab/>
+        <w:t xml:space="preserve">Ing. {constructor_reprezentant}</w:t>
+        <w:tab/>
+        <w:t xml:space="preserve">Ing. {rte_nume}</w:t>
       </w:r>
     </w:p>
     <w:bookmarkEnd w:id="11"/>
@@ -7914,6 +7934,11 @@
     </w:p>
     <w:p>
       <w:pPr>
+        <w:tabs>
+          <w:tab w:val="left" w:pos="2500"/>
+          <w:tab w:val="left" w:pos="5200"/>
+          <w:tab w:val="left" w:pos="7800"/>
+        </w:tabs>
         <w:spacing w:line="240" w:lineRule="auto"/>
         <w:ind w:left="-426"/>
         <w:rPr>
@@ -7930,13 +7955,22 @@
           <w:szCs w:val="20"/>
           <w:lang w:val="it-IT"/>
         </w:rPr>
-        <w:t xml:space="preserve">       DIRIGINTE ȘANTIER,</w:t>
+        <w:t xml:space="preserve">DIRIGINTE ȘANTIER,</w:t>
         <w:tab/>
-        <w:t xml:space="preserve">      PROIECTANT,                           CONSTRUCTOR            R.T.E.,</w:t>
-      </w:r>
-    </w:p>
-    <w:p>
-      <w:pPr>
+        <w:t xml:space="preserve">PROIECTANT,</w:t>
+        <w:tab/>
+        <w:t xml:space="preserve">CONSTRUCTOR</w:t>
+        <w:tab/>
+        <w:t xml:space="preserve">R.T.E.,</w:t>
+      </w:r>
+    </w:p>
+    <w:p>
+      <w:pPr>
+        <w:tabs>
+          <w:tab w:val="left" w:pos="2500"/>
+          <w:tab w:val="left" w:pos="5200"/>
+          <w:tab w:val="left" w:pos="7800"/>
+        </w:tabs>
         <w:spacing w:after="0" w:line="240" w:lineRule="auto"/>
         <w:ind w:left="-426"/>
         <w:rPr>
@@ -7953,7 +7987,13 @@
           <w:szCs w:val="20"/>
           <w:lang w:val="it-IT"/>
         </w:rPr>
-        <w:t xml:space="preserve">ing. {diriginte_nume}   ing.  {proiectant_reprezentant}                   Ing. {constructor_reprezentant}                    Ing. {rte_nume}                         </w:t>
+        <w:t xml:space="preserve">ing. {diriginte_nume}</w:t>
+        <w:tab/>
+        <w:t xml:space="preserve">ing.  {proiectant_reprezentant}</w:t>
+        <w:tab/>
+        <w:t xml:space="preserve">Ing. {constructor_reprezentant}</w:t>
+        <w:tab/>
+        <w:t xml:space="preserve">Ing. {rte_nume}</w:t>
       </w:r>
     </w:p>
     <w:p>

--- a/ing-assistant/templates/pv-cd.docx
+++ b/ing-assistant/templates/pv-cd.docx
@@ -4073,16 +4073,16 @@
     <w:p>
       <w:pPr>
         <w:tabs>
-          <w:tab w:val="left" w:pos="2500"/>
-          <w:tab w:val="left" w:pos="5200"/>
-          <w:tab w:val="left" w:pos="7800"/>
+          <w:tab w:val="left" w:pos="2100"/>
+          <w:tab w:val="left" w:pos="4100"/>
+          <w:tab w:val="left" w:pos="6000"/>
         </w:tabs>
         <w:spacing w:line="240" w:lineRule="auto"/>
         <w:ind w:left="-426"/>
         <w:rPr>
           <w:rFonts w:eastAsia="Calibri" w:cstheme="minorHAnsi"/>
-          <w:sz w:val="20"/>
-          <w:szCs w:val="20"/>
+          <w:sz w:val="18"/>
+          <w:szCs w:val="18"/>
           <w:lang w:val="it-IT"/>
         </w:rPr>
       </w:pPr>
@@ -4090,8 +4090,8 @@
       <w:r>
         <w:rPr>
           <w:rFonts w:cstheme="minorHAnsi"/>
-          <w:sz w:val="20"/>
-          <w:szCs w:val="20"/>
+          <w:sz w:val="18"/>
+          <w:szCs w:val="18"/>
           <w:lang w:val="it-IT"/>
         </w:rPr>
         <w:t xml:space="preserve">DIRIGINTE ȘANTIER,</w:t>
@@ -4106,24 +4106,24 @@
     <w:p>
       <w:pPr>
         <w:tabs>
-          <w:tab w:val="left" w:pos="2500"/>
-          <w:tab w:val="left" w:pos="5200"/>
-          <w:tab w:val="left" w:pos="7800"/>
+          <w:tab w:val="left" w:pos="2100"/>
+          <w:tab w:val="left" w:pos="4100"/>
+          <w:tab w:val="left" w:pos="6000"/>
         </w:tabs>
         <w:spacing w:after="0" w:line="240" w:lineRule="auto"/>
         <w:ind w:left="-426"/>
         <w:rPr>
           <w:rFonts w:cstheme="minorHAnsi"/>
-          <w:sz w:val="20"/>
-          <w:szCs w:val="20"/>
+          <w:sz w:val="18"/>
+          <w:szCs w:val="18"/>
           <w:lang w:val="it-IT"/>
         </w:rPr>
       </w:pPr>
       <w:r>
         <w:rPr>
           <w:rFonts w:cstheme="minorHAnsi"/>
-          <w:sz w:val="20"/>
-          <w:szCs w:val="20"/>
+          <w:sz w:val="18"/>
+          <w:szCs w:val="18"/>
           <w:lang w:val="it-IT"/>
         </w:rPr>
         <w:t xml:space="preserve">ing. {diriginte_nume}</w:t>
@@ -7935,24 +7935,24 @@
     <w:p>
       <w:pPr>
         <w:tabs>
-          <w:tab w:val="left" w:pos="2500"/>
-          <w:tab w:val="left" w:pos="5200"/>
-          <w:tab w:val="left" w:pos="7800"/>
+          <w:tab w:val="left" w:pos="2100"/>
+          <w:tab w:val="left" w:pos="4100"/>
+          <w:tab w:val="left" w:pos="6000"/>
         </w:tabs>
         <w:spacing w:line="240" w:lineRule="auto"/>
         <w:ind w:left="-426"/>
         <w:rPr>
           <w:rFonts w:eastAsia="Calibri" w:cstheme="minorHAnsi"/>
-          <w:sz w:val="20"/>
-          <w:szCs w:val="20"/>
+          <w:sz w:val="18"/>
+          <w:szCs w:val="18"/>
           <w:lang w:val="it-IT"/>
         </w:rPr>
       </w:pPr>
       <w:r>
         <w:rPr>
           <w:rFonts w:cstheme="minorHAnsi"/>
-          <w:sz w:val="20"/>
-          <w:szCs w:val="20"/>
+          <w:sz w:val="18"/>
+          <w:szCs w:val="18"/>
           <w:lang w:val="it-IT"/>
         </w:rPr>
         <w:t xml:space="preserve">DIRIGINTE ȘANTIER,</w:t>
@@ -7967,24 +7967,24 @@
     <w:p>
       <w:pPr>
         <w:tabs>
-          <w:tab w:val="left" w:pos="2500"/>
-          <w:tab w:val="left" w:pos="5200"/>
-          <w:tab w:val="left" w:pos="7800"/>
+          <w:tab w:val="left" w:pos="2100"/>
+          <w:tab w:val="left" w:pos="4100"/>
+          <w:tab w:val="left" w:pos="6000"/>
         </w:tabs>
         <w:spacing w:after="0" w:line="240" w:lineRule="auto"/>
         <w:ind w:left="-426"/>
         <w:rPr>
           <w:rFonts w:cstheme="minorHAnsi"/>
-          <w:sz w:val="20"/>
-          <w:szCs w:val="20"/>
+          <w:sz w:val="18"/>
+          <w:szCs w:val="18"/>
           <w:lang w:val="it-IT"/>
         </w:rPr>
       </w:pPr>
       <w:r>
         <w:rPr>
           <w:rFonts w:cstheme="minorHAnsi"/>
-          <w:sz w:val="20"/>
-          <w:szCs w:val="20"/>
+          <w:sz w:val="18"/>
+          <w:szCs w:val="18"/>
           <w:lang w:val="it-IT"/>
         </w:rPr>
         <w:t xml:space="preserve">ing. {diriginte_nume}</w:t>

--- a/ing-assistant/templates/pv-cd.docx
+++ b/ing-assistant/templates/pv-cd.docx
@@ -1001,6 +1001,7 @@
     </w:p>
     <w:p>
       <w:pPr>
+        <w:pageBreakBefore/>
         <w:tabs>
           <w:tab w:val="left" w:pos="2700"/>
         </w:tabs>
@@ -1645,6 +1646,7 @@
     </w:p>
     <w:p>
       <w:pPr>
+        <w:pageBreakBefore/>
         <w:spacing w:before="120" w:after="0" w:line="23" w:lineRule="atLeast"/>
         <w:ind w:left="1440" w:firstLine="720"/>
         <w:rPr>
@@ -2360,6 +2362,7 @@
     </w:p>
     <w:p>
       <w:pPr>
+        <w:pageBreakBefore/>
         <w:spacing w:before="120" w:after="0" w:line="23" w:lineRule="atLeast"/>
         <w:jc w:val="center"/>
         <w:rPr>
@@ -3224,6 +3227,7 @@
     </w:p>
     <w:p>
       <w:pPr>
+        <w:pageBreakBefore/>
         <w:spacing w:line="259" w:lineRule="auto"/>
         <w:jc w:val="center"/>
         <w:rPr>
@@ -4231,6 +4235,7 @@
     </w:p>
     <w:p>
       <w:pPr>
+        <w:pageBreakBefore/>
         <w:spacing w:before="120" w:after="0" w:line="23" w:lineRule="atLeast"/>
         <w:jc w:val="center"/>
         <w:rPr>
@@ -4967,6 +4972,7 @@
     </w:p>
     <w:p>
       <w:pPr>
+        <w:pageBreakBefore/>
         <w:tabs>
           <w:tab w:val="left" w:pos="2700"/>
         </w:tabs>
@@ -5653,6 +5659,7 @@
     </w:p>
     <w:p>
       <w:pPr>
+        <w:pageBreakBefore/>
         <w:spacing w:after="0" w:line="259" w:lineRule="auto"/>
         <w:jc w:val="center"/>
         <w:rPr>
@@ -6438,6 +6445,7 @@
     </w:p>
     <w:p>
       <w:pPr>
+        <w:pageBreakBefore/>
         <w:tabs>
           <w:tab w:val="left" w:pos="2700"/>
         </w:tabs>
@@ -7114,6 +7122,7 @@
     </w:p>
     <w:p>
       <w:pPr>
+        <w:pageBreakBefore/>
         <w:jc w:val="center"/>
         <w:rPr>
           <w:rFonts w:ascii="Calibri" w:eastAsia="Calibri" w:hAnsi="Calibri" w:cs="Arial"/>
@@ -8050,6 +8059,7 @@
     </w:p>
     <w:p>
       <w:pPr>
+        <w:pageBreakBefore/>
         <w:tabs>
           <w:tab w:val="left" w:pos="2700"/>
         </w:tabs>
@@ -8786,6 +8796,7 @@
     </w:p>
     <w:p>
       <w:pPr>
+        <w:pageBreakBefore/>
         <w:tabs>
           <w:tab w:val="left" w:pos="2700"/>
         </w:tabs>

--- a/ing-assistant/templates/pv-cd.docx
+++ b/ing-assistant/templates/pv-cd.docx
@@ -1001,7 +1001,8 @@
     </w:p>
     <w:p>
       <w:pPr>
-        <w:pageBreakBefore/>
+        <w:keepNext/>
+        <w:keepLines/>
         <w:tabs>
           <w:tab w:val="left" w:pos="2700"/>
         </w:tabs>
@@ -1646,7 +1647,8 @@
     </w:p>
     <w:p>
       <w:pPr>
-        <w:pageBreakBefore/>
+        <w:keepNext/>
+        <w:keepLines/>
         <w:spacing w:before="120" w:after="0" w:line="23" w:lineRule="atLeast"/>
         <w:ind w:left="1440" w:firstLine="720"/>
         <w:rPr>
@@ -2362,7 +2364,8 @@
     </w:p>
     <w:p>
       <w:pPr>
-        <w:pageBreakBefore/>
+        <w:keepNext/>
+        <w:keepLines/>
         <w:spacing w:before="120" w:after="0" w:line="23" w:lineRule="atLeast"/>
         <w:jc w:val="center"/>
         <w:rPr>
@@ -3227,7 +3230,8 @@
     </w:p>
     <w:p>
       <w:pPr>
-        <w:pageBreakBefore/>
+        <w:keepNext/>
+        <w:keepLines/>
         <w:spacing w:line="259" w:lineRule="auto"/>
         <w:jc w:val="center"/>
         <w:rPr>
@@ -4077,12 +4081,13 @@
     <w:p>
       <w:pPr>
         <w:tabs>
-          <w:tab w:val="left" w:pos="2100"/>
-          <w:tab w:val="left" w:pos="4100"/>
-          <w:tab w:val="left" w:pos="6000"/>
+          <w:tab w:val="center" w:pos="1353"/>
+          <w:tab w:val="center" w:pos="4060"/>
+          <w:tab w:val="center" w:pos="6766"/>
+          <w:tab w:val="center" w:pos="9473"/>
         </w:tabs>
         <w:spacing w:line="240" w:lineRule="auto"/>
-        <w:ind w:left="-426"/>
+        <w:ind w:left="-900" w:right="-900"/>
         <w:rPr>
           <w:rFonts w:eastAsia="Calibri" w:cstheme="minorHAnsi"/>
           <w:sz w:val="18"/>
@@ -4098,6 +4103,7 @@
           <w:szCs w:val="18"/>
           <w:lang w:val="it-IT"/>
         </w:rPr>
+        <w:tab/>
         <w:t xml:space="preserve">DIRIGINTE ȘANTIER,</w:t>
         <w:tab/>
         <w:t xml:space="preserve">PROIECTANT,</w:t>
@@ -4110,12 +4116,13 @@
     <w:p>
       <w:pPr>
         <w:tabs>
-          <w:tab w:val="left" w:pos="2100"/>
-          <w:tab w:val="left" w:pos="4100"/>
-          <w:tab w:val="left" w:pos="6000"/>
+          <w:tab w:val="center" w:pos="1353"/>
+          <w:tab w:val="center" w:pos="4060"/>
+          <w:tab w:val="center" w:pos="6766"/>
+          <w:tab w:val="center" w:pos="9473"/>
         </w:tabs>
         <w:spacing w:after="0" w:line="240" w:lineRule="auto"/>
-        <w:ind w:left="-426"/>
+        <w:ind w:left="-900" w:right="-900"/>
         <w:rPr>
           <w:rFonts w:cstheme="minorHAnsi"/>
           <w:sz w:val="18"/>
@@ -4130,6 +4137,7 @@
           <w:szCs w:val="18"/>
           <w:lang w:val="it-IT"/>
         </w:rPr>
+        <w:tab/>
         <w:t xml:space="preserve">ing. {diriginte_nume}</w:t>
         <w:tab/>
         <w:t xml:space="preserve">ing.  {proiectant_reprezentant}</w:t>
@@ -4235,7 +4243,8 @@
     </w:p>
     <w:p>
       <w:pPr>
-        <w:pageBreakBefore/>
+        <w:keepNext/>
+        <w:keepLines/>
         <w:spacing w:before="120" w:after="0" w:line="23" w:lineRule="atLeast"/>
         <w:jc w:val="center"/>
         <w:rPr>
@@ -4972,7 +4981,8 @@
     </w:p>
     <w:p>
       <w:pPr>
-        <w:pageBreakBefore/>
+        <w:keepNext/>
+        <w:keepLines/>
         <w:tabs>
           <w:tab w:val="left" w:pos="2700"/>
         </w:tabs>
@@ -5659,7 +5669,8 @@
     </w:p>
     <w:p>
       <w:pPr>
-        <w:pageBreakBefore/>
+        <w:keepNext/>
+        <w:keepLines/>
         <w:spacing w:after="0" w:line="259" w:lineRule="auto"/>
         <w:jc w:val="center"/>
         <w:rPr>
@@ -6445,7 +6456,8 @@
     </w:p>
     <w:p>
       <w:pPr>
-        <w:pageBreakBefore/>
+        <w:keepNext/>
+        <w:keepLines/>
         <w:tabs>
           <w:tab w:val="left" w:pos="2700"/>
         </w:tabs>
@@ -7122,7 +7134,8 @@
     </w:p>
     <w:p>
       <w:pPr>
-        <w:pageBreakBefore/>
+        <w:keepNext/>
+        <w:keepLines/>
         <w:jc w:val="center"/>
         <w:rPr>
           <w:rFonts w:ascii="Calibri" w:eastAsia="Calibri" w:hAnsi="Calibri" w:cs="Arial"/>
@@ -7944,12 +7957,13 @@
     <w:p>
       <w:pPr>
         <w:tabs>
-          <w:tab w:val="left" w:pos="2100"/>
-          <w:tab w:val="left" w:pos="4100"/>
-          <w:tab w:val="left" w:pos="6000"/>
+          <w:tab w:val="center" w:pos="1353"/>
+          <w:tab w:val="center" w:pos="4060"/>
+          <w:tab w:val="center" w:pos="6766"/>
+          <w:tab w:val="center" w:pos="9473"/>
         </w:tabs>
         <w:spacing w:line="240" w:lineRule="auto"/>
-        <w:ind w:left="-426"/>
+        <w:ind w:left="-900" w:right="-900"/>
         <w:rPr>
           <w:rFonts w:eastAsia="Calibri" w:cstheme="minorHAnsi"/>
           <w:sz w:val="18"/>
@@ -7964,6 +7978,7 @@
           <w:szCs w:val="18"/>
           <w:lang w:val="it-IT"/>
         </w:rPr>
+        <w:tab/>
         <w:t xml:space="preserve">DIRIGINTE ȘANTIER,</w:t>
         <w:tab/>
         <w:t xml:space="preserve">PROIECTANT,</w:t>
@@ -7976,12 +7991,13 @@
     <w:p>
       <w:pPr>
         <w:tabs>
-          <w:tab w:val="left" w:pos="2100"/>
-          <w:tab w:val="left" w:pos="4100"/>
-          <w:tab w:val="left" w:pos="6000"/>
+          <w:tab w:val="center" w:pos="1353"/>
+          <w:tab w:val="center" w:pos="4060"/>
+          <w:tab w:val="center" w:pos="6766"/>
+          <w:tab w:val="center" w:pos="9473"/>
         </w:tabs>
         <w:spacing w:after="0" w:line="240" w:lineRule="auto"/>
-        <w:ind w:left="-426"/>
+        <w:ind w:left="-900" w:right="-900"/>
         <w:rPr>
           <w:rFonts w:cstheme="minorHAnsi"/>
           <w:sz w:val="18"/>
@@ -7996,6 +8012,7 @@
           <w:szCs w:val="18"/>
           <w:lang w:val="it-IT"/>
         </w:rPr>
+        <w:tab/>
         <w:t xml:space="preserve">ing. {diriginte_nume}</w:t>
         <w:tab/>
         <w:t xml:space="preserve">ing.  {proiectant_reprezentant}</w:t>
@@ -8059,7 +8076,8 @@
     </w:p>
     <w:p>
       <w:pPr>
-        <w:pageBreakBefore/>
+        <w:keepNext/>
+        <w:keepLines/>
         <w:tabs>
           <w:tab w:val="left" w:pos="2700"/>
         </w:tabs>
@@ -8796,7 +8814,8 @@
     </w:p>
     <w:p>
       <w:pPr>
-        <w:pageBreakBefore/>
+        <w:keepNext/>
+        <w:keepLines/>
         <w:tabs>
           <w:tab w:val="left" w:pos="2700"/>
         </w:tabs>

--- a/ing-assistant/templates/pv-cd.docx
+++ b/ing-assistant/templates/pv-cd.docx
@@ -772,6 +772,7 @@
     </w:p>
     <w:p>
       <w:pPr>
+        <w:keepNext/>
         <w:tabs>
           <w:tab w:val="left" w:pos="1755"/>
           <w:tab w:val="center" w:pos="4680"/>
@@ -816,6 +817,7 @@
     </w:p>
     <w:p>
       <w:pPr>
+        <w:keepNext/>
         <w:tabs>
           <w:tab w:val="left" w:pos="1755"/>
           <w:tab w:val="center" w:pos="4680"/>
@@ -833,6 +835,7 @@
     </w:p>
     <w:p>
       <w:pPr>
+        <w:keepNext/>
         <w:tabs>
           <w:tab w:val="left" w:pos="7365"/>
         </w:tabs>
@@ -860,6 +863,7 @@
     </w:p>
     <w:p>
       <w:pPr>
+        <w:keepNext/>
         <w:tabs>
           <w:tab w:val="left" w:pos="1755"/>
           <w:tab w:val="center" w:pos="4680"/>
@@ -877,6 +881,7 @@
     </w:p>
     <w:p>
       <w:pPr>
+        <w:keepNext/>
         <w:tabs>
           <w:tab w:val="left" w:pos="7365"/>
         </w:tabs>
@@ -904,6 +909,7 @@
     </w:p>
     <w:p>
       <w:pPr>
+        <w:keepNext/>
         <w:spacing w:after="200" w:line="240" w:lineRule="auto"/>
         <w:rPr>
           <w:rFonts w:ascii="Arial" w:eastAsiaTheme="minorEastAsia" w:hAnsi="Arial" w:cs="Arial"/>
@@ -916,6 +922,7 @@
     </w:p>
     <w:p>
       <w:pPr>
+        <w:keepNext/>
         <w:tabs>
           <w:tab w:val="left" w:pos="7365"/>
         </w:tabs>
@@ -944,6 +951,7 @@
     <w:bookmarkEnd w:id="4"/>
     <w:p>
       <w:pPr>
+        <w:keepNext/>
         <w:spacing w:after="200" w:line="240" w:lineRule="auto"/>
         <w:rPr>
           <w:rFonts w:ascii="Arial" w:eastAsiaTheme="minorEastAsia" w:hAnsi="Arial" w:cs="Arial"/>
@@ -1400,6 +1408,7 @@
     </w:p>
     <w:p>
       <w:pPr>
+        <w:keepNext/>
         <w:tabs>
           <w:tab w:val="left" w:pos="1755"/>
           <w:tab w:val="center" w:pos="4680"/>
@@ -1442,6 +1451,7 @@
     </w:p>
     <w:p>
       <w:pPr>
+        <w:keepNext/>
         <w:tabs>
           <w:tab w:val="left" w:pos="1755"/>
           <w:tab w:val="center" w:pos="4680"/>
@@ -1459,6 +1469,7 @@
     </w:p>
     <w:p>
       <w:pPr>
+        <w:keepNext/>
         <w:tabs>
           <w:tab w:val="left" w:pos="7365"/>
         </w:tabs>
@@ -1486,6 +1497,7 @@
     </w:p>
     <w:p>
       <w:pPr>
+        <w:keepNext/>
         <w:tabs>
           <w:tab w:val="left" w:pos="1755"/>
           <w:tab w:val="center" w:pos="4680"/>
@@ -1503,6 +1515,7 @@
     </w:p>
     <w:p>
       <w:pPr>
+        <w:keepNext/>
         <w:tabs>
           <w:tab w:val="left" w:pos="7365"/>
         </w:tabs>
@@ -1530,6 +1543,7 @@
     </w:p>
     <w:p>
       <w:pPr>
+        <w:keepNext/>
         <w:spacing w:after="200" w:line="240" w:lineRule="auto"/>
         <w:rPr>
           <w:rFonts w:ascii="Arial" w:eastAsiaTheme="minorEastAsia" w:hAnsi="Arial" w:cs="Arial"/>
@@ -2156,6 +2170,7 @@
     </w:p>
     <w:p>
       <w:pPr>
+        <w:keepNext/>
         <w:tabs>
           <w:tab w:val="left" w:pos="1755"/>
           <w:tab w:val="center" w:pos="4680"/>
@@ -2198,6 +2213,7 @@
     </w:p>
     <w:p>
       <w:pPr>
+        <w:keepNext/>
         <w:tabs>
           <w:tab w:val="left" w:pos="1755"/>
           <w:tab w:val="center" w:pos="4680"/>
@@ -2215,6 +2231,7 @@
     </w:p>
     <w:p>
       <w:pPr>
+        <w:keepNext/>
         <w:tabs>
           <w:tab w:val="left" w:pos="7365"/>
         </w:tabs>
@@ -2242,6 +2259,7 @@
     </w:p>
     <w:p>
       <w:pPr>
+        <w:keepNext/>
         <w:tabs>
           <w:tab w:val="left" w:pos="1755"/>
           <w:tab w:val="center" w:pos="4680"/>
@@ -2259,6 +2277,7 @@
     </w:p>
     <w:p>
       <w:pPr>
+        <w:keepNext/>
         <w:tabs>
           <w:tab w:val="left" w:pos="7365"/>
         </w:tabs>
@@ -2286,6 +2305,7 @@
     </w:p>
     <w:p>
       <w:pPr>
+        <w:keepNext/>
         <w:spacing w:after="200" w:line="240" w:lineRule="auto"/>
         <w:rPr>
           <w:rFonts w:ascii="Arial" w:eastAsiaTheme="minorEastAsia" w:hAnsi="Arial" w:cs="Arial"/>
@@ -2980,6 +3000,7 @@
     </w:p>
     <w:p>
       <w:pPr>
+        <w:keepNext/>
         <w:tabs>
           <w:tab w:val="left" w:pos="1755"/>
           <w:tab w:val="center" w:pos="4680"/>
@@ -3022,6 +3043,7 @@
     </w:p>
     <w:p>
       <w:pPr>
+        <w:keepNext/>
         <w:tabs>
           <w:tab w:val="left" w:pos="1755"/>
           <w:tab w:val="center" w:pos="4680"/>
@@ -3039,6 +3061,7 @@
     </w:p>
     <w:p>
       <w:pPr>
+        <w:keepNext/>
         <w:tabs>
           <w:tab w:val="left" w:pos="7365"/>
         </w:tabs>
@@ -3066,6 +3089,7 @@
     </w:p>
     <w:p>
       <w:pPr>
+        <w:keepNext/>
         <w:tabs>
           <w:tab w:val="left" w:pos="1755"/>
           <w:tab w:val="center" w:pos="4680"/>
@@ -3083,6 +3107,7 @@
     </w:p>
     <w:p>
       <w:pPr>
+        <w:keepNext/>
         <w:tabs>
           <w:tab w:val="left" w:pos="7365"/>
         </w:tabs>
@@ -3110,6 +3135,7 @@
     </w:p>
     <w:p>
       <w:pPr>
+        <w:keepNext/>
         <w:spacing w:after="200" w:line="240" w:lineRule="auto"/>
         <w:rPr>
           <w:rFonts w:ascii="Arial" w:eastAsiaTheme="minorEastAsia" w:hAnsi="Arial" w:cs="Arial"/>
@@ -3122,6 +3148,7 @@
     </w:p>
     <w:p>
       <w:pPr>
+        <w:keepNext/>
         <w:tabs>
           <w:tab w:val="left" w:pos="7365"/>
         </w:tabs>
@@ -3149,6 +3176,7 @@
     </w:p>
     <w:p>
       <w:pPr>
+        <w:keepNext/>
         <w:spacing w:after="200" w:line="240" w:lineRule="auto"/>
         <w:rPr>
           <w:rFonts w:ascii="Arial" w:eastAsiaTheme="minorEastAsia" w:hAnsi="Arial" w:cs="Arial"/>
@@ -4025,6 +4053,7 @@
     </w:p>
     <w:p>
       <w:pPr>
+        <w:keepNext/>
         <w:spacing w:after="0" w:line="240" w:lineRule="auto"/>
         <w:jc w:val="center"/>
         <w:rPr>
@@ -4048,6 +4077,7 @@
     </w:p>
     <w:p>
       <w:pPr>
+        <w:keepNext/>
         <w:spacing w:after="0" w:line="240" w:lineRule="auto"/>
         <w:rPr>
           <w:rFonts w:eastAsia="Calibri" w:cstheme="minorHAnsi"/>
@@ -4080,6 +4110,7 @@
     </w:p>
     <w:p>
       <w:pPr>
+        <w:keepNext/>
         <w:tabs>
           <w:tab w:val="center" w:pos="1353"/>
           <w:tab w:val="center" w:pos="4060"/>
@@ -4723,6 +4754,7 @@
     </w:p>
     <w:p>
       <w:pPr>
+        <w:keepNext/>
         <w:tabs>
           <w:tab w:val="left" w:pos="1755"/>
           <w:tab w:val="center" w:pos="4680"/>
@@ -4765,6 +4797,7 @@
     </w:p>
     <w:p>
       <w:pPr>
+        <w:keepNext/>
         <w:tabs>
           <w:tab w:val="left" w:pos="1755"/>
           <w:tab w:val="center" w:pos="4680"/>
@@ -4782,6 +4815,7 @@
     </w:p>
     <w:p>
       <w:pPr>
+        <w:keepNext/>
         <w:tabs>
           <w:tab w:val="left" w:pos="7365"/>
         </w:tabs>
@@ -4809,6 +4843,7 @@
     </w:p>
     <w:p>
       <w:pPr>
+        <w:keepNext/>
         <w:tabs>
           <w:tab w:val="left" w:pos="1755"/>
           <w:tab w:val="center" w:pos="4680"/>
@@ -4826,6 +4861,7 @@
     </w:p>
     <w:p>
       <w:pPr>
+        <w:keepNext/>
         <w:tabs>
           <w:tab w:val="left" w:pos="7365"/>
         </w:tabs>
@@ -4853,6 +4889,7 @@
     </w:p>
     <w:p>
       <w:pPr>
+        <w:keepNext/>
         <w:spacing w:after="200" w:line="240" w:lineRule="auto"/>
         <w:rPr>
           <w:rFonts w:ascii="Arial" w:eastAsiaTheme="minorEastAsia" w:hAnsi="Arial" w:cs="Arial"/>
@@ -5448,6 +5485,7 @@
     </w:p>
     <w:p>
       <w:pPr>
+        <w:keepNext/>
         <w:tabs>
           <w:tab w:val="left" w:pos="1755"/>
           <w:tab w:val="center" w:pos="4680"/>
@@ -5478,6 +5516,7 @@
     </w:p>
     <w:p>
       <w:pPr>
+        <w:keepNext/>
         <w:tabs>
           <w:tab w:val="left" w:pos="1755"/>
           <w:tab w:val="center" w:pos="4680"/>
@@ -5495,6 +5534,7 @@
     </w:p>
     <w:p>
       <w:pPr>
+        <w:keepNext/>
         <w:tabs>
           <w:tab w:val="left" w:pos="7365"/>
         </w:tabs>
@@ -5522,6 +5562,7 @@
     </w:p>
     <w:p>
       <w:pPr>
+        <w:keepNext/>
         <w:tabs>
           <w:tab w:val="left" w:pos="1755"/>
           <w:tab w:val="center" w:pos="4680"/>
@@ -5539,6 +5580,7 @@
     </w:p>
     <w:p>
       <w:pPr>
+        <w:keepNext/>
         <w:tabs>
           <w:tab w:val="left" w:pos="7365"/>
         </w:tabs>
@@ -5566,6 +5608,7 @@
     </w:p>
     <w:p>
       <w:pPr>
+        <w:keepNext/>
         <w:spacing w:after="200" w:line="240" w:lineRule="auto"/>
         <w:rPr>
           <w:rFonts w:ascii="Arial" w:eastAsiaTheme="minorEastAsia" w:hAnsi="Arial" w:cs="Arial"/>
@@ -6228,6 +6271,7 @@
     </w:p>
     <w:p>
       <w:pPr>
+        <w:keepNext/>
         <w:tabs>
           <w:tab w:val="left" w:pos="1755"/>
           <w:tab w:val="center" w:pos="4680"/>
@@ -6258,6 +6302,7 @@
     </w:p>
     <w:p>
       <w:pPr>
+        <w:keepNext/>
         <w:tabs>
           <w:tab w:val="left" w:pos="1755"/>
           <w:tab w:val="center" w:pos="4680"/>
@@ -6275,6 +6320,7 @@
     </w:p>
     <w:p>
       <w:pPr>
+        <w:keepNext/>
         <w:tabs>
           <w:tab w:val="left" w:pos="7365"/>
         </w:tabs>
@@ -6302,6 +6348,7 @@
     </w:p>
     <w:p>
       <w:pPr>
+        <w:keepNext/>
         <w:tabs>
           <w:tab w:val="left" w:pos="1755"/>
           <w:tab w:val="center" w:pos="4680"/>
@@ -6319,6 +6366,7 @@
     </w:p>
     <w:p>
       <w:pPr>
+        <w:keepNext/>
         <w:tabs>
           <w:tab w:val="left" w:pos="7365"/>
         </w:tabs>
@@ -6346,6 +6394,7 @@
     </w:p>
     <w:p>
       <w:pPr>
+        <w:keepNext/>
         <w:spacing w:after="200" w:line="240" w:lineRule="auto"/>
         <w:rPr>
           <w:rFonts w:ascii="Arial" w:eastAsiaTheme="minorEastAsia" w:hAnsi="Arial" w:cs="Arial"/>
@@ -6885,6 +6934,7 @@
     </w:p>
     <w:p>
       <w:pPr>
+        <w:keepNext/>
         <w:tabs>
           <w:tab w:val="left" w:pos="1755"/>
           <w:tab w:val="center" w:pos="4680"/>
@@ -6927,6 +6977,7 @@
     </w:p>
     <w:p>
       <w:pPr>
+        <w:keepNext/>
         <w:tabs>
           <w:tab w:val="left" w:pos="1755"/>
           <w:tab w:val="center" w:pos="4680"/>
@@ -6944,6 +6995,7 @@
     </w:p>
     <w:p>
       <w:pPr>
+        <w:keepNext/>
         <w:tabs>
           <w:tab w:val="left" w:pos="7365"/>
         </w:tabs>
@@ -6971,6 +7023,7 @@
     </w:p>
     <w:p>
       <w:pPr>
+        <w:keepNext/>
         <w:tabs>
           <w:tab w:val="left" w:pos="1755"/>
           <w:tab w:val="center" w:pos="4680"/>
@@ -6988,6 +7041,7 @@
     </w:p>
     <w:p>
       <w:pPr>
+        <w:keepNext/>
         <w:tabs>
           <w:tab w:val="left" w:pos="7365"/>
         </w:tabs>
@@ -7015,6 +7069,7 @@
     </w:p>
     <w:p>
       <w:pPr>
+        <w:keepNext/>
         <w:spacing w:after="200" w:line="240" w:lineRule="auto"/>
         <w:rPr>
           <w:rFonts w:ascii="Arial" w:eastAsiaTheme="minorEastAsia" w:hAnsi="Arial" w:cs="Arial"/>
@@ -7027,6 +7082,7 @@
     </w:p>
     <w:p>
       <w:pPr>
+        <w:keepNext/>
         <w:tabs>
           <w:tab w:val="left" w:pos="7365"/>
         </w:tabs>
@@ -7054,6 +7110,7 @@
     </w:p>
     <w:p>
       <w:pPr>
+        <w:keepNext/>
         <w:spacing w:after="200" w:line="240" w:lineRule="auto"/>
         <w:rPr>
           <w:rFonts w:ascii="Arial" w:eastAsiaTheme="minorEastAsia" w:hAnsi="Arial" w:cs="Arial"/>
@@ -7901,6 +7958,7 @@
     </w:p>
     <w:p>
       <w:pPr>
+        <w:keepNext/>
         <w:spacing w:after="0" w:line="240" w:lineRule="auto"/>
         <w:jc w:val="center"/>
         <w:rPr>
@@ -7924,6 +7982,7 @@
     </w:p>
     <w:p>
       <w:pPr>
+        <w:keepNext/>
         <w:spacing w:after="0" w:line="240" w:lineRule="auto"/>
         <w:rPr>
           <w:rFonts w:eastAsia="Calibri" w:cstheme="minorHAnsi"/>
@@ -7956,6 +8015,7 @@
     </w:p>
     <w:p>
       <w:pPr>
+        <w:keepNext/>
         <w:tabs>
           <w:tab w:val="center" w:pos="1353"/>
           <w:tab w:val="center" w:pos="4060"/>
@@ -8568,6 +8628,7 @@
     </w:p>
     <w:p>
       <w:pPr>
+        <w:keepNext/>
         <w:tabs>
           <w:tab w:val="left" w:pos="1755"/>
           <w:tab w:val="center" w:pos="4680"/>
@@ -8607,6 +8668,7 @@
     </w:p>
     <w:p>
       <w:pPr>
+        <w:keepNext/>
         <w:tabs>
           <w:tab w:val="left" w:pos="1755"/>
           <w:tab w:val="center" w:pos="4680"/>
@@ -8624,6 +8686,7 @@
     </w:p>
     <w:p>
       <w:pPr>
+        <w:keepNext/>
         <w:tabs>
           <w:tab w:val="left" w:pos="7365"/>
         </w:tabs>
@@ -8651,6 +8714,7 @@
     </w:p>
     <w:p>
       <w:pPr>
+        <w:keepNext/>
         <w:tabs>
           <w:tab w:val="left" w:pos="1755"/>
           <w:tab w:val="center" w:pos="4680"/>
@@ -8668,6 +8732,7 @@
     </w:p>
     <w:p>
       <w:pPr>
+        <w:keepNext/>
         <w:tabs>
           <w:tab w:val="left" w:pos="7365"/>
         </w:tabs>
@@ -8695,6 +8760,7 @@
     </w:p>
     <w:p>
       <w:pPr>
+        <w:keepNext/>
         <w:spacing w:after="200" w:line="240" w:lineRule="auto"/>
         <w:rPr>
           <w:rFonts w:ascii="Arial" w:eastAsiaTheme="minorEastAsia" w:hAnsi="Arial" w:cs="Arial"/>
@@ -9368,6 +9434,7 @@
     </w:p>
     <w:p>
       <w:pPr>
+        <w:keepNext/>
         <w:tabs>
           <w:tab w:val="left" w:pos="1755"/>
           <w:tab w:val="center" w:pos="4680"/>
@@ -9410,6 +9477,7 @@
     </w:p>
     <w:p>
       <w:pPr>
+        <w:keepNext/>
         <w:tabs>
           <w:tab w:val="left" w:pos="1755"/>
           <w:tab w:val="center" w:pos="4680"/>
@@ -9427,6 +9495,7 @@
     </w:p>
     <w:p>
       <w:pPr>
+        <w:keepNext/>
         <w:tabs>
           <w:tab w:val="left" w:pos="7365"/>
         </w:tabs>
@@ -9454,6 +9523,7 @@
     </w:p>
     <w:p>
       <w:pPr>
+        <w:keepNext/>
         <w:tabs>
           <w:tab w:val="left" w:pos="1755"/>
           <w:tab w:val="center" w:pos="4680"/>
@@ -9471,6 +9541,7 @@
     </w:p>
     <w:p>
       <w:pPr>
+        <w:keepNext/>
         <w:tabs>
           <w:tab w:val="left" w:pos="7365"/>
         </w:tabs>
@@ -9498,6 +9569,7 @@
     </w:p>
     <w:p>
       <w:pPr>
+        <w:keepNext/>
         <w:spacing w:after="200" w:line="240" w:lineRule="auto"/>
         <w:rPr>
           <w:rFonts w:ascii="Arial" w:eastAsiaTheme="minorEastAsia" w:hAnsi="Arial" w:cs="Arial"/>
@@ -9510,6 +9582,7 @@
     </w:p>
     <w:p>
       <w:pPr>
+        <w:keepNext/>
         <w:tabs>
           <w:tab w:val="left" w:pos="7365"/>
         </w:tabs>
@@ -9537,6 +9610,7 @@
     </w:p>
     <w:p>
       <w:pPr>
+        <w:keepNext/>
         <w:spacing w:after="200" w:line="240" w:lineRule="auto"/>
         <w:rPr>
           <w:rFonts w:ascii="Arial" w:eastAsiaTheme="minorEastAsia" w:hAnsi="Arial" w:cs="Arial"/>

--- a/ing-assistant/templates/pv-cd.docx
+++ b/ing-assistant/templates/pv-cd.docx
@@ -1011,6 +1011,7 @@
       <w:pPr>
         <w:keepNext/>
         <w:keepLines/>
+        <w:pageBreakBefore/>
         <w:tabs>
           <w:tab w:val="left" w:pos="2700"/>
         </w:tabs>
@@ -1663,6 +1664,7 @@
       <w:pPr>
         <w:keepNext/>
         <w:keepLines/>
+        <w:pageBreakBefore/>
         <w:spacing w:before="120" w:after="0" w:line="23" w:lineRule="atLeast"/>
         <w:ind w:left="1440" w:firstLine="720"/>
         <w:rPr>
@@ -2386,6 +2388,7 @@
       <w:pPr>
         <w:keepNext/>
         <w:keepLines/>
+        <w:pageBreakBefore/>
         <w:spacing w:before="120" w:after="0" w:line="23" w:lineRule="atLeast"/>
         <w:jc w:val="center"/>
         <w:rPr>
@@ -3260,6 +3263,7 @@
       <w:pPr>
         <w:keepNext/>
         <w:keepLines/>
+        <w:pageBreakBefore/>
         <w:spacing w:line="259" w:lineRule="auto"/>
         <w:jc w:val="center"/>
         <w:rPr>
@@ -4276,6 +4280,7 @@
       <w:pPr>
         <w:keepNext/>
         <w:keepLines/>
+        <w:pageBreakBefore/>
         <w:spacing w:before="120" w:after="0" w:line="23" w:lineRule="atLeast"/>
         <w:jc w:val="center"/>
         <w:rPr>
@@ -5020,6 +5025,7 @@
       <w:pPr>
         <w:keepNext/>
         <w:keepLines/>
+        <w:pageBreakBefore/>
         <w:tabs>
           <w:tab w:val="left" w:pos="2700"/>
         </w:tabs>
@@ -5714,6 +5720,7 @@
       <w:pPr>
         <w:keepNext/>
         <w:keepLines/>
+        <w:pageBreakBefore/>
         <w:spacing w:after="0" w:line="259" w:lineRule="auto"/>
         <w:jc w:val="center"/>
         <w:rPr>
@@ -6507,6 +6514,7 @@
       <w:pPr>
         <w:keepNext/>
         <w:keepLines/>
+        <w:pageBreakBefore/>
         <w:tabs>
           <w:tab w:val="left" w:pos="2700"/>
         </w:tabs>
@@ -7193,6 +7201,7 @@
       <w:pPr>
         <w:keepNext/>
         <w:keepLines/>
+        <w:pageBreakBefore/>
         <w:jc w:val="center"/>
         <w:rPr>
           <w:rFonts w:ascii="Calibri" w:eastAsia="Calibri" w:hAnsi="Calibri" w:cs="Arial"/>
@@ -8138,6 +8147,7 @@
       <w:pPr>
         <w:keepNext/>
         <w:keepLines/>
+        <w:pageBreakBefore/>
         <w:tabs>
           <w:tab w:val="left" w:pos="2700"/>
         </w:tabs>
@@ -8882,6 +8892,7 @@
       <w:pPr>
         <w:keepNext/>
         <w:keepLines/>
+        <w:pageBreakBefore/>
         <w:tabs>
           <w:tab w:val="left" w:pos="2700"/>
         </w:tabs>

--- a/ing-assistant/templates/pv-cd.docx
+++ b/ing-assistant/templates/pv-cd.docx
@@ -993,24 +993,6 @@
     <w:bookmarkEnd w:id="5"/>
     <w:p>
       <w:pPr>
-        <w:tabs>
-          <w:tab w:val="left" w:pos="2700"/>
-        </w:tabs>
-        <w:spacing w:line="240" w:lineRule="auto"/>
-        <w:ind w:left="360"/>
-        <w:jc w:val="center"/>
-        <w:rPr>
-          <w:rFonts w:ascii="Arial" w:hAnsi="Arial" w:cs="Arial"/>
-          <w:b/>
-          <w:sz w:val="22"/>
-          <w:szCs w:val="22"/>
-        </w:rPr>
-      </w:pPr>
-    </w:p>
-    <w:p>
-      <w:pPr>
-        <w:keepNext/>
-        <w:keepLines/>
         <w:pageBreakBefore/>
         <w:tabs>
           <w:tab w:val="left" w:pos="2700"/>
@@ -1025,6 +1007,23 @@
           <w:szCs w:val="22"/>
         </w:rPr>
       </w:pPr>
+    </w:p>
+    <w:p>
+      <w:pPr>
+        <w:keepLines/>
+        <w:tabs>
+          <w:tab w:val="left" w:pos="2700"/>
+        </w:tabs>
+        <w:spacing w:line="240" w:lineRule="auto"/>
+        <w:ind w:left="360"/>
+        <w:jc w:val="center"/>
+        <w:rPr>
+          <w:rFonts w:ascii="Arial" w:hAnsi="Arial" w:cs="Arial"/>
+          <w:b/>
+          <w:sz w:val="22"/>
+          <w:szCs w:val="22"/>
+        </w:rPr>
+      </w:pPr>
       <w:r>
         <w:rPr>
           <w:rFonts w:ascii="Arial" w:hAnsi="Arial" w:cs="Arial"/>
@@ -1584,6 +1583,7 @@
     </w:p>
     <w:p>
       <w:pPr>
+        <w:pageBreakBefore/>
         <w:spacing w:after="200" w:line="240" w:lineRule="auto"/>
         <w:rPr>
           <w:rFonts w:ascii="Arial" w:eastAsiaTheme="minorEastAsia" w:hAnsi="Arial" w:cs="Arial"/>
@@ -1662,9 +1662,7 @@
     </w:p>
     <w:p>
       <w:pPr>
-        <w:keepNext/>
         <w:keepLines/>
-        <w:pageBreakBefore/>
         <w:spacing w:before="120" w:after="0" w:line="23" w:lineRule="atLeast"/>
         <w:ind w:left="1440" w:firstLine="720"/>
         <w:rPr>
@@ -2347,6 +2345,7 @@
     </w:p>
     <w:p>
       <w:pPr>
+        <w:pageBreakBefore/>
         <w:spacing w:after="200" w:line="240" w:lineRule="auto"/>
         <w:rPr>
           <w:rFonts w:ascii="Arial" w:eastAsiaTheme="minorEastAsia" w:hAnsi="Arial" w:cs="Arial"/>
@@ -2386,9 +2385,7 @@
     </w:p>
     <w:p>
       <w:pPr>
-        <w:keepNext/>
         <w:keepLines/>
-        <w:pageBreakBefore/>
         <w:spacing w:before="120" w:after="0" w:line="23" w:lineRule="atLeast"/>
         <w:jc w:val="center"/>
         <w:rPr>
@@ -3220,6 +3217,7 @@
     </w:p>
     <w:p>
       <w:pPr>
+        <w:pageBreakBefore/>
         <w:spacing w:line="259" w:lineRule="auto"/>
         <w:rPr>
           <w:rFonts w:cs="Arial"/>
@@ -3261,9 +3259,7 @@
     </w:p>
     <w:p>
       <w:pPr>
-        <w:keepNext/>
         <w:keepLines/>
-        <w:pageBreakBefore/>
         <w:spacing w:line="259" w:lineRule="auto"/>
         <w:jc w:val="center"/>
         <w:rPr>
@@ -4116,13 +4112,13 @@
       <w:pPr>
         <w:keepNext/>
         <w:tabs>
-          <w:tab w:val="center" w:pos="1353"/>
-          <w:tab w:val="center" w:pos="4060"/>
-          <w:tab w:val="center" w:pos="6766"/>
-          <w:tab w:val="center" w:pos="9473"/>
+          <w:tab w:val="center" w:pos="1478"/>
+          <w:tab w:val="center" w:pos="4435"/>
+          <w:tab w:val="center" w:pos="7391"/>
+          <w:tab w:val="center" w:pos="10348"/>
         </w:tabs>
         <w:spacing w:line="240" w:lineRule="auto"/>
-        <w:ind w:left="-900" w:right="-900"/>
+        <w:ind w:left="-1400" w:right="-1400"/>
         <w:rPr>
           <w:rFonts w:eastAsia="Calibri" w:cstheme="minorHAnsi"/>
           <w:sz w:val="18"/>
@@ -4151,25 +4147,25 @@
     <w:p>
       <w:pPr>
         <w:tabs>
-          <w:tab w:val="center" w:pos="1353"/>
-          <w:tab w:val="center" w:pos="4060"/>
-          <w:tab w:val="center" w:pos="6766"/>
-          <w:tab w:val="center" w:pos="9473"/>
+          <w:tab w:val="center" w:pos="1478"/>
+          <w:tab w:val="center" w:pos="4435"/>
+          <w:tab w:val="center" w:pos="7391"/>
+          <w:tab w:val="center" w:pos="10348"/>
         </w:tabs>
         <w:spacing w:after="0" w:line="240" w:lineRule="auto"/>
-        <w:ind w:left="-900" w:right="-900"/>
+        <w:ind w:left="-1400" w:right="-1400"/>
         <w:rPr>
           <w:rFonts w:cstheme="minorHAnsi"/>
-          <w:sz w:val="18"/>
-          <w:szCs w:val="18"/>
+          <w:sz w:val="14"/>
+          <w:szCs w:val="14"/>
           <w:lang w:val="it-IT"/>
         </w:rPr>
       </w:pPr>
       <w:r>
         <w:rPr>
           <w:rFonts w:cstheme="minorHAnsi"/>
-          <w:sz w:val="18"/>
-          <w:szCs w:val="18"/>
+          <w:sz w:val="14"/>
+          <w:szCs w:val="14"/>
           <w:lang w:val="it-IT"/>
         </w:rPr>
         <w:tab/>
@@ -4185,6 +4181,7 @@
     <w:bookmarkEnd w:id="11"/>
     <w:p>
       <w:pPr>
+        <w:pageBreakBefore/>
         <w:tabs>
           <w:tab w:val="left" w:pos="1755"/>
           <w:tab w:val="center" w:pos="4680"/>
@@ -4278,9 +4275,7 @@
     </w:p>
     <w:p>
       <w:pPr>
-        <w:keepNext/>
         <w:keepLines/>
-        <w:pageBreakBefore/>
         <w:spacing w:before="120" w:after="0" w:line="23" w:lineRule="atLeast"/>
         <w:jc w:val="center"/>
         <w:rPr>
@@ -4934,6 +4929,7 @@
     </w:p>
     <w:p>
       <w:pPr>
+        <w:pageBreakBefore/>
         <w:spacing w:after="200" w:line="240" w:lineRule="auto"/>
         <w:rPr>
           <w:rFonts w:ascii="Arial" w:eastAsiaTheme="minorEastAsia" w:hAnsi="Arial" w:cs="Arial"/>
@@ -5023,9 +5019,7 @@
     </w:p>
     <w:p>
       <w:pPr>
-        <w:keepNext/>
         <w:keepLines/>
-        <w:pageBreakBefore/>
         <w:tabs>
           <w:tab w:val="left" w:pos="2700"/>
         </w:tabs>
@@ -5654,6 +5648,7 @@
     </w:p>
     <w:p>
       <w:pPr>
+        <w:pageBreakBefore/>
         <w:spacing w:after="200" w:line="240" w:lineRule="auto"/>
         <w:rPr>
           <w:rFonts w:ascii="Arial" w:eastAsiaTheme="minorEastAsia" w:hAnsi="Arial" w:cs="Arial"/>
@@ -5718,9 +5713,7 @@
     </w:p>
     <w:p>
       <w:pPr>
-        <w:keepNext/>
         <w:keepLines/>
-        <w:pageBreakBefore/>
         <w:spacing w:after="0" w:line="259" w:lineRule="auto"/>
         <w:jc w:val="center"/>
         <w:rPr>
@@ -6441,6 +6434,7 @@
     </w:p>
     <w:p>
       <w:pPr>
+        <w:pageBreakBefore/>
         <w:tabs>
           <w:tab w:val="left" w:pos="2700"/>
         </w:tabs>
@@ -6512,9 +6506,7 @@
     </w:p>
     <w:p>
       <w:pPr>
-        <w:keepNext/>
         <w:keepLines/>
-        <w:pageBreakBefore/>
         <w:tabs>
           <w:tab w:val="left" w:pos="2700"/>
         </w:tabs>
@@ -7159,6 +7151,7 @@
     </w:p>
     <w:p>
       <w:pPr>
+        <w:pageBreakBefore/>
         <w:jc w:val="center"/>
         <w:rPr>
           <w:rFonts w:cs="Arial"/>
@@ -7199,9 +7192,7 @@
     </w:p>
     <w:p>
       <w:pPr>
-        <w:keepNext/>
         <w:keepLines/>
-        <w:pageBreakBefore/>
         <w:jc w:val="center"/>
         <w:rPr>
           <w:rFonts w:ascii="Calibri" w:eastAsia="Calibri" w:hAnsi="Calibri" w:cs="Arial"/>
@@ -8026,13 +8017,13 @@
       <w:pPr>
         <w:keepNext/>
         <w:tabs>
-          <w:tab w:val="center" w:pos="1353"/>
-          <w:tab w:val="center" w:pos="4060"/>
-          <w:tab w:val="center" w:pos="6766"/>
-          <w:tab w:val="center" w:pos="9473"/>
+          <w:tab w:val="center" w:pos="1478"/>
+          <w:tab w:val="center" w:pos="4435"/>
+          <w:tab w:val="center" w:pos="7391"/>
+          <w:tab w:val="center" w:pos="10348"/>
         </w:tabs>
         <w:spacing w:line="240" w:lineRule="auto"/>
-        <w:ind w:left="-900" w:right="-900"/>
+        <w:ind w:left="-1400" w:right="-1400"/>
         <w:rPr>
           <w:rFonts w:eastAsia="Calibri" w:cstheme="minorHAnsi"/>
           <w:sz w:val="18"/>
@@ -8060,25 +8051,25 @@
     <w:p>
       <w:pPr>
         <w:tabs>
-          <w:tab w:val="center" w:pos="1353"/>
-          <w:tab w:val="center" w:pos="4060"/>
-          <w:tab w:val="center" w:pos="6766"/>
-          <w:tab w:val="center" w:pos="9473"/>
+          <w:tab w:val="center" w:pos="1478"/>
+          <w:tab w:val="center" w:pos="4435"/>
+          <w:tab w:val="center" w:pos="7391"/>
+          <w:tab w:val="center" w:pos="10348"/>
         </w:tabs>
         <w:spacing w:after="0" w:line="240" w:lineRule="auto"/>
-        <w:ind w:left="-900" w:right="-900"/>
+        <w:ind w:left="-1400" w:right="-1400"/>
         <w:rPr>
           <w:rFonts w:cstheme="minorHAnsi"/>
-          <w:sz w:val="18"/>
-          <w:szCs w:val="18"/>
+          <w:sz w:val="14"/>
+          <w:szCs w:val="14"/>
           <w:lang w:val="it-IT"/>
         </w:rPr>
       </w:pPr>
       <w:r>
         <w:rPr>
           <w:rFonts w:cstheme="minorHAnsi"/>
-          <w:sz w:val="18"/>
-          <w:szCs w:val="18"/>
+          <w:sz w:val="14"/>
+          <w:szCs w:val="14"/>
           <w:lang w:val="it-IT"/>
         </w:rPr>
         <w:tab/>
@@ -8093,6 +8084,7 @@
     </w:p>
     <w:p>
       <w:pPr>
+        <w:pageBreakBefore/>
         <w:spacing w:line="259" w:lineRule="auto"/>
         <w:rPr>
           <w:rFonts w:ascii="Arial" w:eastAsia="Calibri" w:hAnsi="Arial" w:cs="Arial"/>
@@ -8145,9 +8137,7 @@
     </w:p>
     <w:p>
       <w:pPr>
-        <w:keepNext/>
         <w:keepLines/>
-        <w:pageBreakBefore/>
         <w:tabs>
           <w:tab w:val="left" w:pos="2700"/>
         </w:tabs>
@@ -8810,6 +8800,7 @@
     </w:p>
     <w:p>
       <w:pPr>
+        <w:pageBreakBefore/>
         <w:spacing w:after="200" w:line="240" w:lineRule="auto"/>
         <w:rPr>
           <w:rFonts w:ascii="Arial" w:eastAsiaTheme="minorEastAsia" w:hAnsi="Arial" w:cs="Arial"/>
@@ -8890,9 +8881,7 @@
     </w:p>
     <w:p>
       <w:pPr>
-        <w:keepNext/>
         <w:keepLines/>
-        <w:pageBreakBefore/>
         <w:tabs>
           <w:tab w:val="left" w:pos="2700"/>
         </w:tabs>

--- a/ing-assistant/templates/pv-cd.docx
+++ b/ing-assistant/templates/pv-cd.docx
@@ -4126,7 +4126,6 @@
           <w:lang w:val="it-IT"/>
         </w:rPr>
       </w:pPr>
-      <w:bookmarkStart w:id="11" w:name="_Hlk200446815"/>
       <w:r>
         <w:rPr>
           <w:rFonts w:cstheme="minorHAnsi"/>
@@ -4134,14 +4133,11 @@
           <w:szCs w:val="18"/>
           <w:lang w:val="it-IT"/>
         </w:rPr>
+        <w:t xml:space="preserve">                                     DIRIGINTE ȘANTIER,                              PROIECTANT,</w:t>
         <w:tab/>
-        <w:t xml:space="preserve">DIRIGINTE ȘANTIER,</w:t>
+        <w:t xml:space="preserve">                                              CONSTRUCTOR</w:t>
         <w:tab/>
-        <w:t xml:space="preserve">PROIECTANT,</w:t>
-        <w:tab/>
-        <w:t xml:space="preserve">CONSTRUCTOR</w:t>
-        <w:tab/>
-        <w:t xml:space="preserve">R.T.E.,</w:t>
+        <w:t xml:space="preserve">                                     R.T.E.,</w:t>
       </w:r>
     </w:p>
     <w:p>
@@ -4168,12 +4164,21 @@
           <w:szCs w:val="14"/>
           <w:lang w:val="it-IT"/>
         </w:rPr>
-        <w:tab/>
+        <w:t xml:space="preserve">                                                 </w:t>
+      </w:r>
+      <w:r>
+        <w:rPr>
+          <w:rFonts w:cstheme="minorHAnsi"/>
+          <w:sz w:val="18"/>
+          <w:szCs w:val="18"/>
+          <w:lang w:val="it-IT"/>
+        </w:rPr>
         <w:t xml:space="preserve">ing. {diriginte_nume}</w:t>
-        <w:tab/>
+        <w:t xml:space="preserve">                        </w:t>
         <w:t xml:space="preserve">ing.  {proiectant_reprezentant}</w:t>
-        <w:tab/>
+        <w:t xml:space="preserve">                                      </w:t>
         <w:t xml:space="preserve">Ing. {constructor_reprezentant}</w:t>
+        <w:t xml:space="preserve">              </w:t>
         <w:tab/>
         <w:t xml:space="preserve">Ing. {rte_nume}</w:t>
       </w:r>
@@ -8038,14 +8043,11 @@
           <w:szCs w:val="18"/>
           <w:lang w:val="it-IT"/>
         </w:rPr>
+        <w:t xml:space="preserve">                                     DIRIGINTE ȘANTIER,                              PROIECTANT,</w:t>
         <w:tab/>
-        <w:t xml:space="preserve">DIRIGINTE ȘANTIER,</w:t>
+        <w:t xml:space="preserve">                                              CONSTRUCTOR</w:t>
         <w:tab/>
-        <w:t xml:space="preserve">PROIECTANT,</w:t>
-        <w:tab/>
-        <w:t xml:space="preserve">CONSTRUCTOR</w:t>
-        <w:tab/>
-        <w:t xml:space="preserve">R.T.E.,</w:t>
+        <w:t xml:space="preserve">                                     R.T.E.,</w:t>
       </w:r>
     </w:p>
     <w:p>
@@ -8072,12 +8074,21 @@
           <w:szCs w:val="14"/>
           <w:lang w:val="it-IT"/>
         </w:rPr>
-        <w:tab/>
+        <w:t xml:space="preserve">                                                 </w:t>
+      </w:r>
+      <w:r>
+        <w:rPr>
+          <w:rFonts w:cstheme="minorHAnsi"/>
+          <w:sz w:val="18"/>
+          <w:szCs w:val="18"/>
+          <w:lang w:val="it-IT"/>
+        </w:rPr>
         <w:t xml:space="preserve">ing. {diriginte_nume}</w:t>
-        <w:tab/>
+        <w:t xml:space="preserve">                        </w:t>
         <w:t xml:space="preserve">ing.  {proiectant_reprezentant}</w:t>
-        <w:tab/>
+        <w:t xml:space="preserve">                                      </w:t>
         <w:t xml:space="preserve">Ing. {constructor_reprezentant}</w:t>
+        <w:t xml:space="preserve">              </w:t>
         <w:tab/>
         <w:t xml:space="preserve">Ing. {rte_nume}</w:t>
       </w:r>

--- a/ing-assistant/templates/pv-cd.docx
+++ b/ing-assistant/templates/pv-cd.docx
@@ -1583,7 +1583,6 @@
     </w:p>
     <w:p>
       <w:pPr>
-        <w:pageBreakBefore/>
         <w:spacing w:after="200" w:line="240" w:lineRule="auto"/>
         <w:rPr>
           <w:rFonts w:ascii="Arial" w:eastAsiaTheme="minorEastAsia" w:hAnsi="Arial" w:cs="Arial"/>
@@ -4112,60 +4111,54 @@
       <w:pPr>
         <w:keepNext/>
         <w:tabs>
-          <w:tab w:val="center" w:pos="1478"/>
-          <w:tab w:val="center" w:pos="4435"/>
-          <w:tab w:val="center" w:pos="7391"/>
-          <w:tab w:val="center" w:pos="10348"/>
+          <w:tab w:val="left" w:pos="100"/>
+          <w:tab w:val="left" w:pos="2100"/>
+          <w:tab w:val="left" w:pos="4300"/>
+          <w:tab w:val="left" w:pos="6100"/>
         </w:tabs>
         <w:spacing w:line="240" w:lineRule="auto"/>
         <w:ind w:left="-1400" w:right="-1400"/>
         <w:rPr>
-          <w:rFonts w:eastAsia="Calibri" w:cstheme="minorHAnsi"/>
-          <w:sz w:val="18"/>
-          <w:szCs w:val="18"/>
-          <w:lang w:val="it-IT"/>
-        </w:rPr>
-      </w:pPr>
-      <w:r>
-        <w:rPr>
           <w:rFonts w:cstheme="minorHAnsi"/>
           <w:sz w:val="18"/>
           <w:szCs w:val="18"/>
           <w:lang w:val="it-IT"/>
         </w:rPr>
-        <w:t xml:space="preserve">                                     DIRIGINTE ȘANTIER,                              PROIECTANT,</w:t>
+      </w:pPr>
+      <w:r>
+        <w:rPr>
+          <w:rFonts w:cstheme="minorHAnsi"/>
+          <w:sz w:val="18"/>
+          <w:szCs w:val="18"/>
+          <w:lang w:val="it-IT"/>
+        </w:rPr>
         <w:tab/>
-        <w:t xml:space="preserve">                                              CONSTRUCTOR</w:t>
+        <w:t xml:space="preserve">DIRIGINTE ȘANTIER,</w:t>
         <w:tab/>
-        <w:t xml:space="preserve">                                     R.T.E.,</w:t>
+        <w:t xml:space="preserve">PROIECTANT,</w:t>
+        <w:tab/>
+        <w:t xml:space="preserve">CONSTRUCTOR</w:t>
+        <w:tab/>
+        <w:t xml:space="preserve">R.T.E.,</w:t>
       </w:r>
     </w:p>
     <w:p>
       <w:pPr>
         <w:tabs>
-          <w:tab w:val="center" w:pos="1478"/>
-          <w:tab w:val="center" w:pos="4435"/>
-          <w:tab w:val="center" w:pos="7391"/>
-          <w:tab w:val="center" w:pos="10348"/>
+          <w:tab w:val="left" w:pos="100"/>
+          <w:tab w:val="left" w:pos="2100"/>
+          <w:tab w:val="left" w:pos="4300"/>
+          <w:tab w:val="left" w:pos="6100"/>
         </w:tabs>
         <w:spacing w:after="0" w:line="240" w:lineRule="auto"/>
         <w:ind w:left="-1400" w:right="-1400"/>
         <w:rPr>
           <w:rFonts w:cstheme="minorHAnsi"/>
-          <w:sz w:val="14"/>
-          <w:szCs w:val="14"/>
-          <w:lang w:val="it-IT"/>
-        </w:rPr>
-      </w:pPr>
-      <w:r>
-        <w:rPr>
-          <w:rFonts w:cstheme="minorHAnsi"/>
-          <w:sz w:val="14"/>
-          <w:szCs w:val="14"/>
-          <w:lang w:val="it-IT"/>
-        </w:rPr>
-        <w:t xml:space="preserve">                                                 </w:t>
-      </w:r>
+          <w:sz w:val="18"/>
+          <w:szCs w:val="18"/>
+          <w:lang w:val="it-IT"/>
+        </w:rPr>
+      </w:pPr>
       <w:r>
         <w:rPr>
           <w:rFonts w:cstheme="minorHAnsi"/>
@@ -4173,12 +4166,12 @@
           <w:szCs w:val="18"/>
           <w:lang w:val="it-IT"/>
         </w:rPr>
+        <w:tab/>
         <w:t xml:space="preserve">ing. {diriginte_nume}</w:t>
-        <w:t xml:space="preserve">                        </w:t>
+        <w:tab/>
         <w:t xml:space="preserve">ing.  {proiectant_reprezentant}</w:t>
-        <w:t xml:space="preserve">                                      </w:t>
+        <w:tab/>
         <w:t xml:space="preserve">Ing. {constructor_reprezentant}</w:t>
-        <w:t xml:space="preserve">              </w:t>
         <w:tab/>
         <w:t xml:space="preserve">Ing. {rte_nume}</w:t>
       </w:r>
@@ -6439,7 +6432,6 @@
     </w:p>
     <w:p>
       <w:pPr>
-        <w:pageBreakBefore/>
         <w:tabs>
           <w:tab w:val="left" w:pos="2700"/>
         </w:tabs>
@@ -8022,60 +8014,54 @@
       <w:pPr>
         <w:keepNext/>
         <w:tabs>
-          <w:tab w:val="center" w:pos="1478"/>
-          <w:tab w:val="center" w:pos="4435"/>
-          <w:tab w:val="center" w:pos="7391"/>
-          <w:tab w:val="center" w:pos="10348"/>
+          <w:tab w:val="left" w:pos="100"/>
+          <w:tab w:val="left" w:pos="2100"/>
+          <w:tab w:val="left" w:pos="4300"/>
+          <w:tab w:val="left" w:pos="6100"/>
         </w:tabs>
         <w:spacing w:line="240" w:lineRule="auto"/>
         <w:ind w:left="-1400" w:right="-1400"/>
         <w:rPr>
-          <w:rFonts w:eastAsia="Calibri" w:cstheme="minorHAnsi"/>
-          <w:sz w:val="18"/>
-          <w:szCs w:val="18"/>
-          <w:lang w:val="it-IT"/>
-        </w:rPr>
-      </w:pPr>
-      <w:r>
-        <w:rPr>
           <w:rFonts w:cstheme="minorHAnsi"/>
           <w:sz w:val="18"/>
           <w:szCs w:val="18"/>
           <w:lang w:val="it-IT"/>
         </w:rPr>
-        <w:t xml:space="preserve">                                     DIRIGINTE ȘANTIER,                              PROIECTANT,</w:t>
+      </w:pPr>
+      <w:r>
+        <w:rPr>
+          <w:rFonts w:cstheme="minorHAnsi"/>
+          <w:sz w:val="18"/>
+          <w:szCs w:val="18"/>
+          <w:lang w:val="it-IT"/>
+        </w:rPr>
         <w:tab/>
-        <w:t xml:space="preserve">                                              CONSTRUCTOR</w:t>
+        <w:t xml:space="preserve">DIRIGINTE ȘANTIER,</w:t>
         <w:tab/>
-        <w:t xml:space="preserve">                                     R.T.E.,</w:t>
+        <w:t xml:space="preserve">PROIECTANT,</w:t>
+        <w:tab/>
+        <w:t xml:space="preserve">CONSTRUCTOR</w:t>
+        <w:tab/>
+        <w:t xml:space="preserve">R.T.E.,</w:t>
       </w:r>
     </w:p>
     <w:p>
       <w:pPr>
         <w:tabs>
-          <w:tab w:val="center" w:pos="1478"/>
-          <w:tab w:val="center" w:pos="4435"/>
-          <w:tab w:val="center" w:pos="7391"/>
-          <w:tab w:val="center" w:pos="10348"/>
+          <w:tab w:val="left" w:pos="100"/>
+          <w:tab w:val="left" w:pos="2100"/>
+          <w:tab w:val="left" w:pos="4300"/>
+          <w:tab w:val="left" w:pos="6100"/>
         </w:tabs>
         <w:spacing w:after="0" w:line="240" w:lineRule="auto"/>
         <w:ind w:left="-1400" w:right="-1400"/>
         <w:rPr>
           <w:rFonts w:cstheme="minorHAnsi"/>
-          <w:sz w:val="14"/>
-          <w:szCs w:val="14"/>
-          <w:lang w:val="it-IT"/>
-        </w:rPr>
-      </w:pPr>
-      <w:r>
-        <w:rPr>
-          <w:rFonts w:cstheme="minorHAnsi"/>
-          <w:sz w:val="14"/>
-          <w:szCs w:val="14"/>
-          <w:lang w:val="it-IT"/>
-        </w:rPr>
-        <w:t xml:space="preserve">                                                 </w:t>
-      </w:r>
+          <w:sz w:val="18"/>
+          <w:szCs w:val="18"/>
+          <w:lang w:val="it-IT"/>
+        </w:rPr>
+      </w:pPr>
       <w:r>
         <w:rPr>
           <w:rFonts w:cstheme="minorHAnsi"/>
@@ -8083,12 +8069,12 @@
           <w:szCs w:val="18"/>
           <w:lang w:val="it-IT"/>
         </w:rPr>
+        <w:tab/>
         <w:t xml:space="preserve">ing. {diriginte_nume}</w:t>
-        <w:t xml:space="preserve">                        </w:t>
+        <w:tab/>
         <w:t xml:space="preserve">ing.  {proiectant_reprezentant}</w:t>
-        <w:t xml:space="preserve">                                      </w:t>
+        <w:tab/>
         <w:t xml:space="preserve">Ing. {constructor_reprezentant}</w:t>
-        <w:t xml:space="preserve">              </w:t>
         <w:tab/>
         <w:t xml:space="preserve">Ing. {rte_nume}</w:t>
       </w:r>
@@ -8811,7 +8797,6 @@
     </w:p>
     <w:p>
       <w:pPr>
-        <w:pageBreakBefore/>
         <w:spacing w:after="200" w:line="240" w:lineRule="auto"/>
         <w:rPr>
           <w:rFonts w:ascii="Arial" w:eastAsiaTheme="minorEastAsia" w:hAnsi="Arial" w:cs="Arial"/>

--- a/ing-assistant/templates/pv-cd.docx
+++ b/ing-assistant/templates/pv-cd.docx
@@ -993,6 +993,7 @@
     <w:bookmarkEnd w:id="5"/>
     <w:p>
       <w:pPr>
+        <w:keepNext/>
         <w:pageBreakBefore/>
         <w:tabs>
           <w:tab w:val="left" w:pos="2700"/>
@@ -1583,71 +1584,7 @@
     </w:p>
     <w:p>
       <w:pPr>
-        <w:spacing w:after="200" w:line="240" w:lineRule="auto"/>
-        <w:rPr>
-          <w:rFonts w:ascii="Arial" w:eastAsiaTheme="minorEastAsia" w:hAnsi="Arial" w:cs="Arial"/>
-          <w:kern w:val="0"/>
-          <w:sz w:val="22"/>
-          <w:szCs w:val="22"/>
-          <w:lang w:val="ro-RO"/>
-          <w14:ligatures w14:val="none"/>
-        </w:rPr>
-      </w:pPr>
-    </w:p>
-    <w:p>
-      <w:pPr>
-        <w:spacing w:after="200" w:line="240" w:lineRule="auto"/>
-        <w:rPr>
-          <w:rFonts w:ascii="Arial" w:eastAsiaTheme="minorEastAsia" w:hAnsi="Arial" w:cs="Arial"/>
-          <w:kern w:val="0"/>
-          <w:sz w:val="22"/>
-          <w:szCs w:val="22"/>
-          <w:lang w:val="ro-RO"/>
-          <w14:ligatures w14:val="none"/>
-        </w:rPr>
-      </w:pPr>
-    </w:p>
-    <w:p>
-      <w:pPr>
-        <w:spacing w:after="200" w:line="240" w:lineRule="auto"/>
-        <w:rPr>
-          <w:rFonts w:ascii="Arial" w:eastAsiaTheme="minorEastAsia" w:hAnsi="Arial" w:cs="Arial"/>
-          <w:kern w:val="0"/>
-          <w:sz w:val="22"/>
-          <w:szCs w:val="22"/>
-          <w:lang w:val="ro-RO"/>
-          <w14:ligatures w14:val="none"/>
-        </w:rPr>
-      </w:pPr>
-    </w:p>
-    <w:p>
-      <w:pPr>
-        <w:spacing w:after="200" w:line="240" w:lineRule="auto"/>
-        <w:rPr>
-          <w:rFonts w:ascii="Arial" w:eastAsiaTheme="minorEastAsia" w:hAnsi="Arial" w:cs="Arial"/>
-          <w:kern w:val="0"/>
-          <w:sz w:val="22"/>
-          <w:szCs w:val="22"/>
-          <w:lang w:val="ro-RO"/>
-          <w14:ligatures w14:val="none"/>
-        </w:rPr>
-      </w:pPr>
-    </w:p>
-    <w:p>
-      <w:pPr>
-        <w:spacing w:after="200" w:line="240" w:lineRule="auto"/>
-        <w:rPr>
-          <w:rFonts w:ascii="Arial" w:eastAsiaTheme="minorEastAsia" w:hAnsi="Arial" w:cs="Arial"/>
-          <w:kern w:val="0"/>
-          <w:sz w:val="22"/>
-          <w:szCs w:val="22"/>
-          <w:lang w:val="ro-RO"/>
-          <w14:ligatures w14:val="none"/>
-        </w:rPr>
-      </w:pPr>
-    </w:p>
-    <w:p>
-      <w:pPr>
+        <w:keepNext/>
         <w:spacing w:before="120" w:after="0" w:line="23" w:lineRule="atLeast"/>
         <w:rPr>
           <w:rFonts w:ascii="Arial" w:eastAsiaTheme="minorEastAsia" w:hAnsi="Arial" w:cs="Arial"/>
@@ -2344,6 +2281,7 @@
     </w:p>
     <w:p>
       <w:pPr>
+        <w:keepNext/>
         <w:pageBreakBefore/>
         <w:spacing w:after="200" w:line="240" w:lineRule="auto"/>
         <w:rPr>
@@ -2353,32 +2291,6 @@
           <w:szCs w:val="22"/>
           <w:lang w:val="ro-RO"/>
           <w14:ligatures w14:val="none"/>
-        </w:rPr>
-      </w:pPr>
-    </w:p>
-    <w:p>
-      <w:pPr>
-        <w:spacing w:after="200" w:line="240" w:lineRule="auto"/>
-        <w:rPr>
-          <w:rFonts w:ascii="Arial" w:eastAsiaTheme="minorEastAsia" w:hAnsi="Arial" w:cs="Arial"/>
-          <w:kern w:val="0"/>
-          <w:sz w:val="22"/>
-          <w:szCs w:val="22"/>
-          <w:lang w:val="ro-RO"/>
-          <w14:ligatures w14:val="none"/>
-        </w:rPr>
-      </w:pPr>
-    </w:p>
-    <w:p>
-      <w:pPr>
-        <w:spacing w:before="120" w:after="0" w:line="23" w:lineRule="atLeast"/>
-        <w:jc w:val="center"/>
-        <w:rPr>
-          <w:rFonts w:ascii="Arial" w:hAnsi="Arial" w:cs="Arial"/>
-          <w:b/>
-          <w:sz w:val="22"/>
-          <w:szCs w:val="22"/>
-          <w:lang w:val="ro-RO"/>
         </w:rPr>
       </w:pPr>
     </w:p>
@@ -3216,39 +3128,9 @@
     </w:p>
     <w:p>
       <w:pPr>
+        <w:keepNext/>
         <w:pageBreakBefore/>
         <w:spacing w:line="259" w:lineRule="auto"/>
-        <w:rPr>
-          <w:rFonts w:cs="Arial"/>
-          <w:b/>
-          <w:lang w:val="nl-NL"/>
-        </w:rPr>
-      </w:pPr>
-    </w:p>
-    <w:p>
-      <w:pPr>
-        <w:spacing w:line="259" w:lineRule="auto"/>
-        <w:rPr>
-          <w:rFonts w:cs="Arial"/>
-          <w:b/>
-          <w:lang w:val="nl-NL"/>
-        </w:rPr>
-      </w:pPr>
-    </w:p>
-    <w:p>
-      <w:pPr>
-        <w:spacing w:line="259" w:lineRule="auto"/>
-        <w:rPr>
-          <w:rFonts w:cs="Arial"/>
-          <w:b/>
-          <w:lang w:val="nl-NL"/>
-        </w:rPr>
-      </w:pPr>
-    </w:p>
-    <w:p>
-      <w:pPr>
-        <w:spacing w:line="259" w:lineRule="auto"/>
-        <w:jc w:val="center"/>
         <w:rPr>
           <w:rFonts w:cs="Arial"/>
           <w:b/>
@@ -4111,10 +3993,10 @@
       <w:pPr>
         <w:keepNext/>
         <w:tabs>
-          <w:tab w:val="left" w:pos="100"/>
-          <w:tab w:val="left" w:pos="2100"/>
-          <w:tab w:val="left" w:pos="4300"/>
-          <w:tab w:val="left" w:pos="6100"/>
+          <w:tab w:val="left" w:pos="50"/>
+          <w:tab w:val="left" w:pos="2450"/>
+          <w:tab w:val="left" w:pos="4850"/>
+          <w:tab w:val="left" w:pos="7250"/>
         </w:tabs>
         <w:spacing w:line="240" w:lineRule="auto"/>
         <w:ind w:left="-1400" w:right="-1400"/>
@@ -4145,10 +4027,10 @@
     <w:p>
       <w:pPr>
         <w:tabs>
-          <w:tab w:val="left" w:pos="100"/>
-          <w:tab w:val="left" w:pos="2100"/>
-          <w:tab w:val="left" w:pos="4300"/>
-          <w:tab w:val="left" w:pos="6100"/>
+          <w:tab w:val="left" w:pos="50"/>
+          <w:tab w:val="left" w:pos="2450"/>
+          <w:tab w:val="left" w:pos="4850"/>
+          <w:tab w:val="left" w:pos="7250"/>
         </w:tabs>
         <w:spacing w:after="0" w:line="240" w:lineRule="auto"/>
         <w:ind w:left="-1400" w:right="-1400"/>
@@ -4179,6 +4061,7 @@
     <w:bookmarkEnd w:id="11"/>
     <w:p>
       <w:pPr>
+        <w:keepNext/>
         <w:pageBreakBefore/>
         <w:tabs>
           <w:tab w:val="left" w:pos="1755"/>
@@ -4197,82 +4080,6 @@
     </w:p>
     <w:p>
       <w:pPr>
-        <w:tabs>
-          <w:tab w:val="left" w:pos="1755"/>
-          <w:tab w:val="center" w:pos="4680"/>
-          <w:tab w:val="left" w:pos="7365"/>
-        </w:tabs>
-        <w:spacing w:line="259" w:lineRule="auto"/>
-        <w:rPr>
-          <w:rFonts w:ascii="Arial" w:eastAsiaTheme="minorEastAsia" w:hAnsi="Arial" w:cs="Arial"/>
-          <w:kern w:val="0"/>
-          <w:sz w:val="22"/>
-          <w:szCs w:val="22"/>
-          <w14:ligatures w14:val="none"/>
-        </w:rPr>
-      </w:pPr>
-    </w:p>
-    <w:p>
-      <w:pPr>
-        <w:spacing w:before="120" w:after="0" w:line="23" w:lineRule="atLeast"/>
-        <w:rPr>
-          <w:rFonts w:ascii="Arial" w:eastAsiaTheme="minorEastAsia" w:hAnsi="Arial" w:cs="Arial"/>
-          <w:b/>
-          <w:kern w:val="0"/>
-          <w:sz w:val="22"/>
-          <w:szCs w:val="22"/>
-          <w:lang w:val="ro-RO"/>
-          <w14:ligatures w14:val="none"/>
-        </w:rPr>
-      </w:pPr>
-    </w:p>
-    <w:p>
-      <w:pPr>
-        <w:spacing w:before="120" w:after="0" w:line="23" w:lineRule="atLeast"/>
-        <w:jc w:val="center"/>
-        <w:rPr>
-          <w:rFonts w:ascii="Arial" w:eastAsiaTheme="minorEastAsia" w:hAnsi="Arial" w:cs="Arial"/>
-          <w:b/>
-          <w:kern w:val="0"/>
-          <w:sz w:val="22"/>
-          <w:szCs w:val="22"/>
-          <w:lang w:val="ro-RO"/>
-          <w14:ligatures w14:val="none"/>
-        </w:rPr>
-      </w:pPr>
-    </w:p>
-    <w:p>
-      <w:pPr>
-        <w:spacing w:before="120" w:after="0" w:line="23" w:lineRule="atLeast"/>
-        <w:jc w:val="center"/>
-        <w:rPr>
-          <w:rFonts w:ascii="Arial" w:eastAsiaTheme="minorEastAsia" w:hAnsi="Arial" w:cs="Arial"/>
-          <w:b/>
-          <w:kern w:val="0"/>
-          <w:sz w:val="22"/>
-          <w:szCs w:val="22"/>
-          <w:lang w:val="ro-RO"/>
-          <w14:ligatures w14:val="none"/>
-        </w:rPr>
-      </w:pPr>
-    </w:p>
-    <w:p>
-      <w:pPr>
-        <w:spacing w:before="120" w:after="0" w:line="23" w:lineRule="atLeast"/>
-        <w:jc w:val="center"/>
-        <w:rPr>
-          <w:rFonts w:ascii="Arial" w:eastAsiaTheme="minorEastAsia" w:hAnsi="Arial" w:cs="Arial"/>
-          <w:b/>
-          <w:kern w:val="0"/>
-          <w:sz w:val="22"/>
-          <w:szCs w:val="22"/>
-          <w:lang w:val="ro-RO"/>
-          <w14:ligatures w14:val="none"/>
-        </w:rPr>
-      </w:pPr>
-    </w:p>
-    <w:p>
-      <w:pPr>
         <w:keepLines/>
         <w:spacing w:before="120" w:after="0" w:line="23" w:lineRule="atLeast"/>
         <w:jc w:val="center"/>
@@ -4927,6 +4734,7 @@
     </w:p>
     <w:p>
       <w:pPr>
+        <w:keepNext/>
         <w:pageBreakBefore/>
         <w:spacing w:after="200" w:line="240" w:lineRule="auto"/>
         <w:rPr>
@@ -4936,82 +4744,6 @@
           <w:szCs w:val="22"/>
           <w:lang w:val="ro-RO"/>
           <w14:ligatures w14:val="none"/>
-        </w:rPr>
-      </w:pPr>
-    </w:p>
-    <w:p>
-      <w:pPr>
-        <w:spacing w:after="0" w:line="240" w:lineRule="auto"/>
-        <w:jc w:val="center"/>
-        <w:rPr>
-          <w:rFonts w:ascii="Arial" w:hAnsi="Arial" w:cs="Arial"/>
-          <w:b/>
-          <w:sz w:val="22"/>
-          <w:szCs w:val="22"/>
-        </w:rPr>
-      </w:pPr>
-    </w:p>
-    <w:p>
-      <w:pPr>
-        <w:spacing w:after="0" w:line="240" w:lineRule="auto"/>
-        <w:jc w:val="center"/>
-        <w:rPr>
-          <w:rFonts w:ascii="Arial" w:hAnsi="Arial" w:cs="Arial"/>
-          <w:b/>
-          <w:sz w:val="22"/>
-          <w:szCs w:val="22"/>
-        </w:rPr>
-      </w:pPr>
-    </w:p>
-    <w:p>
-      <w:pPr>
-        <w:spacing w:after="0" w:line="240" w:lineRule="auto"/>
-        <w:jc w:val="center"/>
-        <w:rPr>
-          <w:rFonts w:ascii="Arial" w:hAnsi="Arial" w:cs="Arial"/>
-          <w:b/>
-          <w:sz w:val="22"/>
-          <w:szCs w:val="22"/>
-        </w:rPr>
-      </w:pPr>
-    </w:p>
-    <w:p>
-      <w:pPr>
-        <w:spacing w:after="0" w:line="240" w:lineRule="auto"/>
-        <w:jc w:val="center"/>
-        <w:rPr>
-          <w:rFonts w:ascii="Arial" w:hAnsi="Arial" w:cs="Arial"/>
-          <w:b/>
-          <w:sz w:val="22"/>
-          <w:szCs w:val="22"/>
-        </w:rPr>
-      </w:pPr>
-    </w:p>
-    <w:p>
-      <w:pPr>
-        <w:spacing w:after="0" w:line="240" w:lineRule="auto"/>
-        <w:jc w:val="center"/>
-        <w:rPr>
-          <w:rFonts w:ascii="Arial" w:hAnsi="Arial" w:cs="Arial"/>
-          <w:b/>
-          <w:sz w:val="22"/>
-          <w:szCs w:val="22"/>
-        </w:rPr>
-      </w:pPr>
-    </w:p>
-    <w:p>
-      <w:pPr>
-        <w:tabs>
-          <w:tab w:val="left" w:pos="2700"/>
-        </w:tabs>
-        <w:spacing w:line="259" w:lineRule="auto"/>
-        <w:jc w:val="center"/>
-        <w:rPr>
-          <w:rFonts w:ascii="Arial" w:hAnsi="Arial" w:cs="Arial"/>
-          <w:b/>
-          <w:sz w:val="22"/>
-          <w:szCs w:val="22"/>
-          <w:lang w:val="it-IT"/>
         </w:rPr>
       </w:pPr>
     </w:p>
@@ -5646,6 +5378,7 @@
     </w:p>
     <w:p>
       <w:pPr>
+        <w:keepNext/>
         <w:pageBreakBefore/>
         <w:spacing w:after="200" w:line="240" w:lineRule="auto"/>
         <w:rPr>
@@ -5655,57 +5388,6 @@
           <w:szCs w:val="22"/>
           <w:lang w:val="ro-RO"/>
           <w14:ligatures w14:val="none"/>
-        </w:rPr>
-      </w:pPr>
-    </w:p>
-    <w:p>
-      <w:pPr>
-        <w:tabs>
-          <w:tab w:val="left" w:pos="7365"/>
-        </w:tabs>
-        <w:spacing w:after="200" w:line="240" w:lineRule="auto"/>
-        <w:rPr>
-          <w:rFonts w:ascii="Arial" w:eastAsiaTheme="minorEastAsia" w:hAnsi="Arial" w:cs="Arial"/>
-          <w:kern w:val="0"/>
-          <w:sz w:val="22"/>
-          <w:szCs w:val="22"/>
-          <w14:ligatures w14:val="none"/>
-        </w:rPr>
-      </w:pPr>
-    </w:p>
-    <w:p>
-      <w:pPr>
-        <w:spacing w:line="259" w:lineRule="auto"/>
-        <w:rPr>
-          <w:rFonts w:ascii="Arial" w:hAnsi="Arial" w:cs="Arial"/>
-          <w:sz w:val="22"/>
-          <w:szCs w:val="22"/>
-          <w:lang w:val="ro-RO"/>
-        </w:rPr>
-      </w:pPr>
-    </w:p>
-    <w:p>
-      <w:pPr>
-        <w:spacing w:after="0" w:line="240" w:lineRule="auto"/>
-        <w:rPr>
-          <w:rFonts w:ascii="Arial" w:hAnsi="Arial" w:cs="Arial"/>
-          <w:b/>
-          <w:sz w:val="22"/>
-          <w:szCs w:val="22"/>
-        </w:rPr>
-      </w:pPr>
-    </w:p>
-    <w:p>
-      <w:pPr>
-        <w:spacing w:after="0" w:line="259" w:lineRule="auto"/>
-        <w:jc w:val="center"/>
-        <w:rPr>
-          <w:rFonts w:ascii="Arial" w:hAnsi="Arial" w:cs="Arial"/>
-          <w:b/>
-          <w:bCs/>
-          <w:sz w:val="22"/>
-          <w:szCs w:val="22"/>
-          <w:lang w:val="it-IT"/>
         </w:rPr>
       </w:pPr>
     </w:p>
@@ -6432,62 +6114,7 @@
     </w:p>
     <w:p>
       <w:pPr>
-        <w:tabs>
-          <w:tab w:val="left" w:pos="2700"/>
-        </w:tabs>
-        <w:spacing w:line="259" w:lineRule="auto"/>
-        <w:jc w:val="center"/>
-        <w:rPr>
-          <w:rFonts w:ascii="Arial" w:eastAsiaTheme="minorEastAsia" w:hAnsi="Arial" w:cs="Arial"/>
-          <w:kern w:val="0"/>
-          <w:sz w:val="22"/>
-          <w:szCs w:val="22"/>
-          <w14:ligatures w14:val="none"/>
-        </w:rPr>
-      </w:pPr>
-    </w:p>
-    <w:p>
-      <w:pPr>
-        <w:tabs>
-          <w:tab w:val="left" w:pos="2700"/>
-        </w:tabs>
-        <w:spacing w:line="259" w:lineRule="auto"/>
-        <w:jc w:val="center"/>
-        <w:rPr>
-          <w:rFonts w:ascii="Arial" w:eastAsiaTheme="minorEastAsia" w:hAnsi="Arial" w:cs="Arial"/>
-          <w:kern w:val="0"/>
-          <w:sz w:val="22"/>
-          <w:szCs w:val="22"/>
-          <w14:ligatures w14:val="none"/>
-        </w:rPr>
-      </w:pPr>
-    </w:p>
-    <w:p>
-      <w:pPr>
-        <w:tabs>
-          <w:tab w:val="left" w:pos="2700"/>
-        </w:tabs>
-        <w:spacing w:line="259" w:lineRule="auto"/>
-        <w:jc w:val="center"/>
-        <w:rPr>
-          <w:rFonts w:ascii="Arial" w:eastAsiaTheme="minorEastAsia" w:hAnsi="Arial" w:cs="Arial"/>
-          <w:kern w:val="0"/>
-          <w:sz w:val="22"/>
-          <w:szCs w:val="22"/>
-          <w14:ligatures w14:val="none"/>
-        </w:rPr>
-      </w:pPr>
-    </w:p>
-    <w:p>
-      <w:pPr>
-        <w:tabs>
-          <w:tab w:val="left" w:pos="2700"/>
-        </w:tabs>
-        <w:jc w:val="center"/>
-      </w:pPr>
-    </w:p>
-    <w:p>
-      <w:pPr>
+        <w:keepNext/>
         <w:tabs>
           <w:tab w:val="left" w:pos="2700"/>
         </w:tabs>
@@ -7148,37 +6775,8 @@
     </w:p>
     <w:p>
       <w:pPr>
+        <w:keepNext/>
         <w:pageBreakBefore/>
-        <w:jc w:val="center"/>
-        <w:rPr>
-          <w:rFonts w:cs="Arial"/>
-          <w:b/>
-          <w:lang w:val="nl-NL"/>
-        </w:rPr>
-      </w:pPr>
-    </w:p>
-    <w:p>
-      <w:pPr>
-        <w:jc w:val="center"/>
-        <w:rPr>
-          <w:rFonts w:cs="Arial"/>
-          <w:b/>
-          <w:lang w:val="nl-NL"/>
-        </w:rPr>
-      </w:pPr>
-    </w:p>
-    <w:p>
-      <w:pPr>
-        <w:jc w:val="center"/>
-        <w:rPr>
-          <w:rFonts w:cs="Arial"/>
-          <w:b/>
-          <w:lang w:val="nl-NL"/>
-        </w:rPr>
-      </w:pPr>
-    </w:p>
-    <w:p>
-      <w:pPr>
         <w:jc w:val="center"/>
         <w:rPr>
           <w:rFonts w:cs="Arial"/>
@@ -8014,10 +7612,10 @@
       <w:pPr>
         <w:keepNext/>
         <w:tabs>
-          <w:tab w:val="left" w:pos="100"/>
-          <w:tab w:val="left" w:pos="2100"/>
-          <w:tab w:val="left" w:pos="4300"/>
-          <w:tab w:val="left" w:pos="6100"/>
+          <w:tab w:val="left" w:pos="50"/>
+          <w:tab w:val="left" w:pos="2450"/>
+          <w:tab w:val="left" w:pos="4850"/>
+          <w:tab w:val="left" w:pos="7250"/>
         </w:tabs>
         <w:spacing w:line="240" w:lineRule="auto"/>
         <w:ind w:left="-1400" w:right="-1400"/>
@@ -8048,10 +7646,10 @@
     <w:p>
       <w:pPr>
         <w:tabs>
-          <w:tab w:val="left" w:pos="100"/>
-          <w:tab w:val="left" w:pos="2100"/>
-          <w:tab w:val="left" w:pos="4300"/>
-          <w:tab w:val="left" w:pos="6100"/>
+          <w:tab w:val="left" w:pos="50"/>
+          <w:tab w:val="left" w:pos="2450"/>
+          <w:tab w:val="left" w:pos="4850"/>
+          <w:tab w:val="left" w:pos="7250"/>
         </w:tabs>
         <w:spacing w:after="0" w:line="240" w:lineRule="auto"/>
         <w:ind w:left="-1400" w:right="-1400"/>
@@ -8081,54 +7679,13 @@
     </w:p>
     <w:p>
       <w:pPr>
+        <w:keepNext/>
         <w:pageBreakBefore/>
         <w:spacing w:line="259" w:lineRule="auto"/>
         <w:rPr>
           <w:rFonts w:ascii="Arial" w:eastAsia="Calibri" w:hAnsi="Arial" w:cs="Arial"/>
           <w:sz w:val="22"/>
           <w:szCs w:val="22"/>
-        </w:rPr>
-      </w:pPr>
-    </w:p>
-    <w:p>
-      <w:pPr>
-        <w:spacing w:line="259" w:lineRule="auto"/>
-        <w:rPr>
-          <w:rFonts w:ascii="Arial" w:eastAsia="Calibri" w:hAnsi="Arial" w:cs="Arial"/>
-          <w:sz w:val="22"/>
-          <w:szCs w:val="22"/>
-        </w:rPr>
-      </w:pPr>
-    </w:p>
-    <w:p>
-      <w:pPr>
-        <w:tabs>
-          <w:tab w:val="left" w:pos="2700"/>
-        </w:tabs>
-        <w:spacing w:line="259" w:lineRule="auto"/>
-        <w:jc w:val="center"/>
-        <w:rPr>
-          <w:rFonts w:ascii="Arial" w:hAnsi="Arial" w:cs="Arial"/>
-          <w:b/>
-          <w:sz w:val="22"/>
-          <w:szCs w:val="22"/>
-          <w:lang w:val="it-IT"/>
-        </w:rPr>
-      </w:pPr>
-    </w:p>
-    <w:p>
-      <w:pPr>
-        <w:tabs>
-          <w:tab w:val="left" w:pos="2700"/>
-        </w:tabs>
-        <w:spacing w:line="259" w:lineRule="auto"/>
-        <w:jc w:val="center"/>
-        <w:rPr>
-          <w:rFonts w:ascii="Arial" w:hAnsi="Arial" w:cs="Arial"/>
-          <w:b/>
-          <w:sz w:val="22"/>
-          <w:szCs w:val="22"/>
-          <w:lang w:val="it-IT"/>
         </w:rPr>
       </w:pPr>
     </w:p>
@@ -8797,70 +8354,7 @@
     </w:p>
     <w:p>
       <w:pPr>
-        <w:spacing w:after="200" w:line="240" w:lineRule="auto"/>
-        <w:rPr>
-          <w:rFonts w:ascii="Arial" w:eastAsiaTheme="minorEastAsia" w:hAnsi="Arial" w:cs="Arial"/>
-          <w:kern w:val="0"/>
-          <w:sz w:val="22"/>
-          <w:szCs w:val="22"/>
-          <w:lang w:val="ro-RO"/>
-          <w14:ligatures w14:val="none"/>
-        </w:rPr>
-      </w:pPr>
-    </w:p>
-    <w:p>
-      <w:pPr>
-        <w:tabs>
-          <w:tab w:val="left" w:pos="1755"/>
-          <w:tab w:val="center" w:pos="4680"/>
-          <w:tab w:val="left" w:pos="7365"/>
-        </w:tabs>
-        <w:spacing w:line="259" w:lineRule="auto"/>
-        <w:rPr>
-          <w:rFonts w:ascii="Arial" w:hAnsi="Arial" w:cs="Arial"/>
-          <w:b/>
-          <w:sz w:val="22"/>
-          <w:szCs w:val="22"/>
-          <w:lang w:val="nl-NL"/>
-        </w:rPr>
-      </w:pPr>
-    </w:p>
-    <w:p>
-      <w:pPr>
-        <w:tabs>
-          <w:tab w:val="left" w:pos="1755"/>
-          <w:tab w:val="center" w:pos="4680"/>
-          <w:tab w:val="left" w:pos="7365"/>
-        </w:tabs>
-        <w:spacing w:line="259" w:lineRule="auto"/>
-        <w:rPr>
-          <w:rFonts w:ascii="Arial" w:hAnsi="Arial" w:cs="Arial"/>
-          <w:b/>
-          <w:sz w:val="22"/>
-          <w:szCs w:val="22"/>
-          <w:lang w:val="nl-NL"/>
-        </w:rPr>
-      </w:pPr>
-    </w:p>
-    <w:p>
-      <w:pPr>
-        <w:tabs>
-          <w:tab w:val="left" w:pos="1755"/>
-          <w:tab w:val="center" w:pos="4680"/>
-          <w:tab w:val="left" w:pos="7365"/>
-        </w:tabs>
-        <w:spacing w:line="259" w:lineRule="auto"/>
-        <w:rPr>
-          <w:rFonts w:ascii="Arial" w:hAnsi="Arial" w:cs="Arial"/>
-          <w:b/>
-          <w:sz w:val="22"/>
-          <w:szCs w:val="22"/>
-          <w:lang w:val="nl-NL"/>
-        </w:rPr>
-      </w:pPr>
-    </w:p>
-    <w:p>
-      <w:pPr>
+        <w:keepNext/>
         <w:tabs>
           <w:tab w:val="left" w:pos="2700"/>
         </w:tabs>

--- a/ing-assistant/templates/pv-cd.docx
+++ b/ing-assistant/templates/pv-cd.docx
@@ -17,6 +17,7 @@
     </w:p>
     <w:p>
       <w:pPr>
+        <w:keepNext/>
         <w:spacing w:before="120" w:after="0" w:line="23" w:lineRule="atLeast"/>
         <w:jc w:val="center"/>
         <w:rPr>
@@ -54,6 +55,7 @@
     </w:p>
     <w:p>
       <w:pPr>
+        <w:keepNext/>
         <w:spacing w:before="120" w:after="0" w:line="23" w:lineRule="atLeast"/>
         <w:jc w:val="center"/>
         <w:rPr>
@@ -81,6 +83,7 @@
     </w:p>
     <w:p>
       <w:pPr>
+        <w:keepNext/>
         <w:spacing w:before="120" w:after="0" w:line="23" w:lineRule="atLeast"/>
         <w:jc w:val="center"/>
         <w:rPr>
@@ -106,6 +109,7 @@
     </w:p>
     <w:p>
       <w:pPr>
+        <w:keepNext/>
         <w:spacing w:before="120" w:after="0" w:line="23" w:lineRule="atLeast"/>
         <w:rPr>
           <w:rFonts w:ascii="Arial" w:eastAsiaTheme="minorEastAsia" w:hAnsi="Arial" w:cs="Arial"/>
@@ -119,6 +123,7 @@
     </w:p>
     <w:p>
       <w:pPr>
+        <w:keepNext/>
         <w:spacing w:before="120" w:after="0" w:line="23" w:lineRule="atLeast"/>
         <w:rPr>
           <w:rFonts w:ascii="Arial" w:eastAsiaTheme="minorEastAsia" w:hAnsi="Arial" w:cs="Arial"/>
@@ -1011,6 +1016,7 @@
     </w:p>
     <w:p>
       <w:pPr>
+        <w:keepNext/>
         <w:keepLines/>
         <w:tabs>
           <w:tab w:val="left" w:pos="2700"/>
@@ -1037,6 +1043,7 @@
     </w:p>
     <w:p>
       <w:pPr>
+        <w:keepNext/>
         <w:tabs>
           <w:tab w:val="left" w:pos="2700"/>
         </w:tabs>
@@ -1053,6 +1060,7 @@
     </w:p>
     <w:p>
       <w:pPr>
+        <w:keepNext/>
         <w:spacing w:before="120" w:after="0" w:line="23" w:lineRule="atLeast"/>
         <w:jc w:val="center"/>
         <w:rPr>
@@ -1078,6 +1086,7 @@
     </w:p>
     <w:p>
       <w:pPr>
+        <w:keepNext/>
         <w:tabs>
           <w:tab w:val="left" w:pos="2700"/>
         </w:tabs>
@@ -1092,6 +1101,7 @@
     </w:p>
     <w:p>
       <w:pPr>
+        <w:keepNext/>
         <w:spacing w:line="259" w:lineRule="auto"/>
         <w:rPr>
           <w:rFonts w:ascii="Arial" w:hAnsi="Arial" w:cs="Arial"/>
@@ -1598,6 +1608,7 @@
     </w:p>
     <w:p>
       <w:pPr>
+        <w:keepNext/>
         <w:keepLines/>
         <w:spacing w:before="120" w:after="0" w:line="23" w:lineRule="atLeast"/>
         <w:ind w:left="1440" w:firstLine="720"/>
@@ -1622,6 +1633,7 @@
     </w:p>
     <w:p>
       <w:pPr>
+        <w:keepNext/>
         <w:spacing w:before="120" w:after="0" w:line="23" w:lineRule="atLeast"/>
         <w:jc w:val="center"/>
         <w:rPr>
@@ -1645,6 +1657,7 @@
     </w:p>
     <w:p>
       <w:pPr>
+        <w:keepNext/>
         <w:spacing w:before="120" w:after="0" w:line="23" w:lineRule="atLeast"/>
         <w:rPr>
           <w:rFonts w:ascii="Arial" w:hAnsi="Arial" w:cs="Arial"/>
@@ -1656,6 +1669,7 @@
     </w:p>
     <w:p>
       <w:pPr>
+        <w:keepNext/>
         <w:spacing w:before="120" w:after="0" w:line="23" w:lineRule="atLeast"/>
         <w:jc w:val="center"/>
         <w:rPr>
@@ -1681,6 +1695,7 @@
     </w:p>
     <w:p>
       <w:pPr>
+        <w:keepNext/>
         <w:spacing w:before="120" w:after="0" w:line="23" w:lineRule="atLeast"/>
         <w:rPr>
           <w:rFonts w:ascii="Arial" w:hAnsi="Arial" w:cs="Arial"/>
@@ -1692,6 +1707,7 @@
     </w:p>
     <w:p>
       <w:pPr>
+        <w:keepNext/>
         <w:spacing w:before="120" w:after="0" w:line="23" w:lineRule="atLeast"/>
         <w:rPr>
           <w:rFonts w:ascii="Arial" w:hAnsi="Arial" w:cs="Arial"/>
@@ -2296,6 +2312,7 @@
     </w:p>
     <w:p>
       <w:pPr>
+        <w:keepNext/>
         <w:keepLines/>
         <w:spacing w:before="120" w:after="0" w:line="23" w:lineRule="atLeast"/>
         <w:jc w:val="center"/>
@@ -2320,6 +2337,7 @@
     </w:p>
     <w:p>
       <w:pPr>
+        <w:keepNext/>
         <w:spacing w:before="120" w:after="0" w:line="23" w:lineRule="atLeast"/>
         <w:jc w:val="center"/>
         <w:rPr>
@@ -2343,6 +2361,7 @@
     </w:p>
     <w:p>
       <w:pPr>
+        <w:keepNext/>
         <w:spacing w:before="120" w:after="0" w:line="23" w:lineRule="atLeast"/>
         <w:jc w:val="center"/>
         <w:rPr>
@@ -2368,6 +2387,7 @@
     </w:p>
     <w:p>
       <w:pPr>
+        <w:keepNext/>
         <w:spacing w:before="120" w:after="0" w:line="23" w:lineRule="atLeast"/>
         <w:jc w:val="center"/>
         <w:rPr>
@@ -2380,6 +2400,7 @@
     </w:p>
     <w:p>
       <w:pPr>
+        <w:keepNext/>
         <w:spacing w:before="120" w:after="0" w:line="23" w:lineRule="atLeast"/>
         <w:rPr>
           <w:rFonts w:ascii="Arial" w:hAnsi="Arial" w:cs="Arial"/>
@@ -3140,6 +3161,7 @@
     </w:p>
     <w:p>
       <w:pPr>
+        <w:keepNext/>
         <w:keepLines/>
         <w:spacing w:line="259" w:lineRule="auto"/>
         <w:jc w:val="center"/>
@@ -3161,6 +3183,7 @@
     </w:p>
     <w:p>
       <w:pPr>
+        <w:keepNext/>
         <w:spacing w:after="0" w:line="259" w:lineRule="auto"/>
         <w:jc w:val="center"/>
         <w:rPr>
@@ -3180,6 +3203,7 @@
     </w:p>
     <w:p>
       <w:pPr>
+        <w:keepNext/>
         <w:spacing w:before="120" w:after="0" w:line="23" w:lineRule="atLeast"/>
         <w:jc w:val="center"/>
         <w:rPr>
@@ -3205,6 +3229,7 @@
     </w:p>
     <w:p>
       <w:pPr>
+        <w:keepNext/>
         <w:spacing w:after="0" w:line="259" w:lineRule="auto"/>
         <w:rPr>
           <w:rFonts w:ascii="Calibri" w:eastAsia="Calibri" w:hAnsi="Calibri" w:cs="Arial"/>
@@ -3216,6 +3241,7 @@
     </w:p>
     <w:p>
       <w:pPr>
+        <w:keepNext/>
         <w:spacing w:after="0" w:line="259" w:lineRule="auto"/>
         <w:ind w:firstLine="720"/>
         <w:rPr>
@@ -4080,6 +4106,7 @@
     </w:p>
     <w:p>
       <w:pPr>
+        <w:keepNext/>
         <w:keepLines/>
         <w:spacing w:before="120" w:after="0" w:line="23" w:lineRule="atLeast"/>
         <w:jc w:val="center"/>
@@ -4108,6 +4135,7 @@
     </w:p>
     <w:p>
       <w:pPr>
+        <w:keepNext/>
         <w:spacing w:before="120" w:after="0" w:line="23" w:lineRule="atLeast"/>
         <w:rPr>
           <w:rFonts w:ascii="Arial" w:eastAsiaTheme="minorEastAsia" w:hAnsi="Arial" w:cs="Arial"/>
@@ -4121,6 +4149,7 @@
     </w:p>
     <w:p>
       <w:pPr>
+        <w:keepNext/>
         <w:spacing w:before="120" w:after="0" w:line="23" w:lineRule="atLeast"/>
         <w:jc w:val="center"/>
         <w:rPr>
@@ -4146,6 +4175,7 @@
     </w:p>
     <w:p>
       <w:pPr>
+        <w:keepNext/>
         <w:spacing w:before="120" w:after="0" w:line="23" w:lineRule="atLeast"/>
         <w:rPr>
           <w:rFonts w:ascii="Arial" w:eastAsiaTheme="minorEastAsia" w:hAnsi="Arial" w:cs="Arial"/>
@@ -4159,6 +4189,7 @@
     </w:p>
     <w:p>
       <w:pPr>
+        <w:keepNext/>
         <w:spacing w:before="120" w:after="0" w:line="23" w:lineRule="atLeast"/>
         <w:rPr>
           <w:rFonts w:ascii="Arial" w:eastAsiaTheme="minorEastAsia" w:hAnsi="Arial" w:cs="Arial"/>
@@ -4749,6 +4780,7 @@
     </w:p>
     <w:p>
       <w:pPr>
+        <w:keepNext/>
         <w:keepLines/>
         <w:tabs>
           <w:tab w:val="left" w:pos="2700"/>
@@ -4775,6 +4807,7 @@
     </w:p>
     <w:p>
       <w:pPr>
+        <w:keepNext/>
         <w:tabs>
           <w:tab w:val="left" w:pos="2700"/>
         </w:tabs>
@@ -4801,6 +4834,7 @@
     </w:p>
     <w:p>
       <w:pPr>
+        <w:keepNext/>
         <w:spacing w:before="120" w:after="0" w:line="23" w:lineRule="atLeast"/>
         <w:jc w:val="center"/>
         <w:rPr>
@@ -4826,6 +4860,7 @@
     </w:p>
     <w:p>
       <w:pPr>
+        <w:keepNext/>
         <w:tabs>
           <w:tab w:val="left" w:pos="2610"/>
         </w:tabs>
@@ -4842,6 +4877,7 @@
     </w:p>
     <w:p>
       <w:pPr>
+        <w:keepNext/>
         <w:spacing w:line="240" w:lineRule="auto"/>
         <w:rPr>
           <w:rFonts w:ascii="Arial" w:eastAsia="Calibri" w:hAnsi="Arial" w:cs="Arial"/>
@@ -5393,6 +5429,7 @@
     </w:p>
     <w:p>
       <w:pPr>
+        <w:keepNext/>
         <w:keepLines/>
         <w:spacing w:after="0" w:line="259" w:lineRule="auto"/>
         <w:jc w:val="center"/>
@@ -5419,6 +5456,7 @@
     </w:p>
     <w:p>
       <w:pPr>
+        <w:keepNext/>
         <w:spacing w:line="259" w:lineRule="auto"/>
         <w:jc w:val="center"/>
         <w:rPr>
@@ -5444,6 +5482,7 @@
     </w:p>
     <w:p>
       <w:pPr>
+        <w:keepNext/>
         <w:spacing w:before="120" w:after="0" w:line="23" w:lineRule="atLeast"/>
         <w:jc w:val="center"/>
         <w:rPr>
@@ -5469,6 +5508,7 @@
     </w:p>
     <w:p>
       <w:pPr>
+        <w:keepNext/>
         <w:spacing w:line="259" w:lineRule="auto"/>
         <w:rPr>
           <w:rFonts w:ascii="Arial" w:hAnsi="Arial" w:cs="Arial"/>
@@ -5489,6 +5529,7 @@
     </w:p>
     <w:p>
       <w:pPr>
+        <w:keepNext/>
         <w:spacing w:line="259" w:lineRule="auto"/>
         <w:rPr>
           <w:rFonts w:ascii="Arial" w:hAnsi="Arial" w:cs="Arial"/>
@@ -6130,6 +6171,7 @@
     </w:p>
     <w:p>
       <w:pPr>
+        <w:keepNext/>
         <w:keepLines/>
         <w:tabs>
           <w:tab w:val="left" w:pos="2700"/>
@@ -6156,6 +6198,7 @@
     </w:p>
     <w:p>
       <w:pPr>
+        <w:keepNext/>
         <w:spacing w:before="120" w:after="0" w:line="23" w:lineRule="atLeast"/>
         <w:jc w:val="center"/>
         <w:rPr>
@@ -6181,6 +6224,7 @@
     </w:p>
     <w:p>
       <w:pPr>
+        <w:keepNext/>
         <w:tabs>
           <w:tab w:val="left" w:pos="2610"/>
         </w:tabs>
@@ -6197,6 +6241,7 @@
     </w:p>
     <w:p>
       <w:pPr>
+        <w:keepNext/>
         <w:spacing w:line="240" w:lineRule="auto"/>
         <w:rPr>
           <w:rFonts w:ascii="Arial" w:eastAsia="Calibri" w:hAnsi="Arial" w:cs="Arial"/>
@@ -6787,6 +6832,7 @@
     </w:p>
     <w:p>
       <w:pPr>
+        <w:keepNext/>
         <w:keepLines/>
         <w:jc w:val="center"/>
         <w:rPr>
@@ -6806,6 +6852,7 @@
     </w:p>
     <w:p>
       <w:pPr>
+        <w:keepNext/>
         <w:spacing w:after="0"/>
         <w:jc w:val="center"/>
         <w:rPr>
@@ -6825,6 +6872,7 @@
     </w:p>
     <w:p>
       <w:pPr>
+        <w:keepNext/>
         <w:spacing w:before="120" w:after="0" w:line="23" w:lineRule="atLeast"/>
         <w:jc w:val="center"/>
         <w:rPr>
@@ -6850,6 +6898,7 @@
     </w:p>
     <w:p>
       <w:pPr>
+        <w:keepNext/>
         <w:spacing w:after="0"/>
         <w:rPr>
           <w:rFonts w:ascii="Calibri" w:eastAsia="Calibri" w:hAnsi="Calibri" w:cs="Arial"/>
@@ -6859,6 +6908,7 @@
     </w:p>
     <w:p>
       <w:pPr>
+        <w:keepNext/>
         <w:spacing w:after="0" w:line="259" w:lineRule="auto"/>
         <w:ind w:firstLine="720"/>
         <w:rPr>
@@ -7691,6 +7741,7 @@
     </w:p>
     <w:p>
       <w:pPr>
+        <w:keepNext/>
         <w:keepLines/>
         <w:tabs>
           <w:tab w:val="left" w:pos="2700"/>
@@ -7718,6 +7769,7 @@
     </w:p>
     <w:p>
       <w:pPr>
+        <w:keepNext/>
         <w:spacing w:before="120" w:after="0" w:line="23" w:lineRule="atLeast"/>
         <w:jc w:val="center"/>
         <w:rPr>
@@ -7743,6 +7795,7 @@
     </w:p>
     <w:p>
       <w:pPr>
+        <w:keepNext/>
         <w:tabs>
           <w:tab w:val="left" w:pos="2610"/>
         </w:tabs>
@@ -7759,6 +7812,7 @@
     </w:p>
     <w:p>
       <w:pPr>
+        <w:keepNext/>
         <w:spacing w:line="240" w:lineRule="auto"/>
         <w:rPr>
           <w:rFonts w:ascii="Arial" w:eastAsia="Calibri" w:hAnsi="Arial" w:cs="Arial"/>
@@ -8371,6 +8425,7 @@
     </w:p>
     <w:p>
       <w:pPr>
+        <w:keepNext/>
         <w:keepLines/>
         <w:tabs>
           <w:tab w:val="left" w:pos="2700"/>
@@ -8402,6 +8457,7 @@
     </w:p>
     <w:p>
       <w:pPr>
+        <w:keepNext/>
         <w:tabs>
           <w:tab w:val="left" w:pos="2700"/>
         </w:tabs>
@@ -8420,6 +8476,7 @@
     </w:p>
     <w:p>
       <w:pPr>
+        <w:keepNext/>
         <w:spacing w:before="120" w:after="0" w:line="23" w:lineRule="atLeast"/>
         <w:jc w:val="center"/>
         <w:rPr>
@@ -8445,6 +8502,7 @@
     </w:p>
     <w:p>
       <w:pPr>
+        <w:keepNext/>
         <w:spacing w:line="259" w:lineRule="auto"/>
         <w:rPr>
           <w:rFonts w:ascii="Arial" w:eastAsia="Calibri" w:hAnsi="Arial" w:cs="Arial"/>

--- a/ing-assistant/templates/pv-cd.docx
+++ b/ing-assistant/templates/pv-cd.docx
@@ -3320,7 +3320,7 @@
           <w:szCs w:val="20"/>
           <w:lang w:val="it-IT"/>
         </w:rPr>
-        <w:t xml:space="preserve"> emisa de PRIMARIA COMUNEI STRAJA se executa in baza proiectului </w:t>
+        <w:t xml:space="preserve"> emisa de PRIMARIA COMUNEI {locatie} se executa in baza proiectului </w:t>
       </w:r>
       <w:r>
         <w:rPr>
@@ -6987,7 +6987,7 @@
           <w:szCs w:val="20"/>
           <w:lang w:val="it-IT"/>
         </w:rPr>
-        <w:t xml:space="preserve"> emisa de PRIMARIA COMUNEI STRAJA se executa in baza proiectului </w:t>
+        <w:t xml:space="preserve"> emisa de PRIMARIA COMUNEI {locatie} se executa in baza proiectului </w:t>
       </w:r>
       <w:r>
         <w:rPr>

--- a/ing-assistant/templates/pv-cd.docx
+++ b/ing-assistant/templates/pv-cd.docx
@@ -104,7 +104,7 @@
           <w:lang w:val="ro-RO"/>
           <w14:ligatures w14:val="none"/>
         </w:rPr>
-        <w:t>Nr.........Data .................</w:t>
+        <w:t>Nr. {numar_pv}      Data .................</w:t>
       </w:r>
     </w:p>
     <w:p>
@@ -1081,7 +1081,7 @@
           <w:lang w:val="ro-RO"/>
           <w14:ligatures w14:val="none"/>
         </w:rPr>
-        <w:t>Nr.........Data .................</w:t>
+        <w:t>Nr. {numar_pv}      Data .................</w:t>
       </w:r>
     </w:p>
     <w:p>
@@ -1690,7 +1690,7 @@
           <w:lang w:val="ro-RO"/>
           <w14:ligatures w14:val="none"/>
         </w:rPr>
-        <w:t>Nr.........Data .................</w:t>
+        <w:t>Nr. {numar_pv}      Data .................</w:t>
       </w:r>
     </w:p>
     <w:p>
@@ -2382,7 +2382,7 @@
           <w:lang w:val="ro-RO"/>
           <w14:ligatures w14:val="none"/>
         </w:rPr>
-        <w:t>Nr.........Data .................</w:t>
+        <w:t>Nr. {numar_pv}      Data .................</w:t>
       </w:r>
     </w:p>
     <w:p>
@@ -3224,7 +3224,7 @@
           <w:lang w:val="ro-RO"/>
           <w14:ligatures w14:val="none"/>
         </w:rPr>
-        <w:t>Nr.........Data .................</w:t>
+        <w:t>Nr. {numar_pv}      Data .................</w:t>
       </w:r>
     </w:p>
     <w:p>
@@ -4170,7 +4170,7 @@
           <w:lang w:val="ro-RO"/>
           <w14:ligatures w14:val="none"/>
         </w:rPr>
-        <w:t>Nr.........Data .................</w:t>
+        <w:t>Nr. {numar_pv}      Data .................</w:t>
       </w:r>
     </w:p>
     <w:p>
@@ -4855,7 +4855,7 @@
           <w:lang w:val="ro-RO"/>
           <w14:ligatures w14:val="none"/>
         </w:rPr>
-        <w:t>Nr.........Data .................</w:t>
+        <w:t>Nr. {numar_pv}      Data .................</w:t>
       </w:r>
     </w:p>
     <w:p>
@@ -5503,7 +5503,7 @@
           <w:lang w:val="ro-RO"/>
           <w14:ligatures w14:val="none"/>
         </w:rPr>
-        <w:t>Nr.........Data .................</w:t>
+        <w:t>Nr. {numar_pv}      Data .................</w:t>
       </w:r>
     </w:p>
     <w:p>
@@ -6219,7 +6219,7 @@
           <w:lang w:val="ro-RO"/>
           <w14:ligatures w14:val="none"/>
         </w:rPr>
-        <w:t>Nr......... Data .................</w:t>
+        <w:t>Nr. {numar_pv}      Data .................</w:t>
       </w:r>
     </w:p>
     <w:p>
@@ -6893,7 +6893,7 @@
           <w:lang w:val="ro-RO"/>
           <w14:ligatures w14:val="none"/>
         </w:rPr>
-        <w:t>Nr......... Data .................</w:t>
+        <w:t>Nr. {numar_pv}      Data .................</w:t>
       </w:r>
     </w:p>
     <w:p>
@@ -7790,7 +7790,7 @@
           <w:lang w:val="ro-RO"/>
           <w14:ligatures w14:val="none"/>
         </w:rPr>
-        <w:t>Nr......... Data .................</w:t>
+        <w:t>Nr. {numar_pv}      Data .................</w:t>
       </w:r>
     </w:p>
     <w:p>
@@ -8497,7 +8497,7 @@
           <w:lang w:val="ro-RO"/>
           <w14:ligatures w14:val="none"/>
         </w:rPr>
-        <w:t>Nr......... Data .................</w:t>
+        <w:t>Nr. {numar_pv}      Data .................</w:t>
       </w:r>
     </w:p>
     <w:p>

--- a/ing-assistant/templates/pv-cd.docx
+++ b/ing-assistant/templates/pv-cd.docx
@@ -104,7 +104,7 @@
           <w:lang w:val="ro-RO"/>
           <w14:ligatures w14:val="none"/>
         </w:rPr>
-        <w:t>Nr. {numar_pv}      Data .................</w:t>
+        <w:t>Nr. {numar_pv_1}      Data .................</w:t>
       </w:r>
     </w:p>
     <w:p>
@@ -1081,7 +1081,7 @@
           <w:lang w:val="ro-RO"/>
           <w14:ligatures w14:val="none"/>
         </w:rPr>
-        <w:t>Nr. {numar_pv}      Data .................</w:t>
+        <w:t>Nr. {numar_pv_2}      Data .................</w:t>
       </w:r>
     </w:p>
     <w:p>
@@ -1690,7 +1690,7 @@
           <w:lang w:val="ro-RO"/>
           <w14:ligatures w14:val="none"/>
         </w:rPr>
-        <w:t>Nr. {numar_pv}      Data .................</w:t>
+        <w:t>Nr. {numar_pv_3}      Data .................</w:t>
       </w:r>
     </w:p>
     <w:p>
@@ -2382,7 +2382,7 @@
           <w:lang w:val="ro-RO"/>
           <w14:ligatures w14:val="none"/>
         </w:rPr>
-        <w:t>Nr. {numar_pv}      Data .................</w:t>
+        <w:t>Nr. {numar_pv_4}      Data .................</w:t>
       </w:r>
     </w:p>
     <w:p>
@@ -3224,7 +3224,7 @@
           <w:lang w:val="ro-RO"/>
           <w14:ligatures w14:val="none"/>
         </w:rPr>
-        <w:t>Nr. {numar_pv}      Data .................</w:t>
+        <w:t>Nr. {numar_pv_5}      Data .................</w:t>
       </w:r>
     </w:p>
     <w:p>
@@ -4170,7 +4170,7 @@
           <w:lang w:val="ro-RO"/>
           <w14:ligatures w14:val="none"/>
         </w:rPr>
-        <w:t>Nr. {numar_pv}      Data .................</w:t>
+        <w:t>Nr. {numar_pv_6}      Data .................</w:t>
       </w:r>
     </w:p>
     <w:p>
@@ -4855,7 +4855,7 @@
           <w:lang w:val="ro-RO"/>
           <w14:ligatures w14:val="none"/>
         </w:rPr>
-        <w:t>Nr. {numar_pv}      Data .................</w:t>
+        <w:t>Nr. {numar_pv_7}      Data .................</w:t>
       </w:r>
     </w:p>
     <w:p>
@@ -5503,7 +5503,7 @@
           <w:lang w:val="ro-RO"/>
           <w14:ligatures w14:val="none"/>
         </w:rPr>
-        <w:t>Nr. {numar_pv}      Data .................</w:t>
+        <w:t>Nr. {numar_pv_8}      Data .................</w:t>
       </w:r>
     </w:p>
     <w:p>
@@ -6219,7 +6219,7 @@
           <w:lang w:val="ro-RO"/>
           <w14:ligatures w14:val="none"/>
         </w:rPr>
-        <w:t>Nr. {numar_pv}      Data .................</w:t>
+        <w:t>Nr. {numar_pv_9}      Data .................</w:t>
       </w:r>
     </w:p>
     <w:p>
@@ -6893,7 +6893,7 @@
           <w:lang w:val="ro-RO"/>
           <w14:ligatures w14:val="none"/>
         </w:rPr>
-        <w:t>Nr. {numar_pv}      Data .................</w:t>
+        <w:t>Nr. {numar_pv_10}      Data .................</w:t>
       </w:r>
     </w:p>
     <w:p>
@@ -7790,7 +7790,7 @@
           <w:lang w:val="ro-RO"/>
           <w14:ligatures w14:val="none"/>
         </w:rPr>
-        <w:t>Nr. {numar_pv}      Data .................</w:t>
+        <w:t>Nr. {numar_pv_11}      Data .................</w:t>
       </w:r>
     </w:p>
     <w:p>
@@ -8497,7 +8497,7 @@
           <w:lang w:val="ro-RO"/>
           <w14:ligatures w14:val="none"/>
         </w:rPr>
-        <w:t>Nr. {numar_pv}      Data .................</w:t>
+        <w:t>Nr. {numar_pv_12}      Data .................</w:t>
       </w:r>
     </w:p>
     <w:p>
